--- a/TS Jatai Ghanam Project/TS 1.6/TS 1.6 Jatai Tamil Corrections.docx
+++ b/TS Jatai Ghanam Project/TS 1.6/TS 1.6 Jatai Tamil Corrections.docx
@@ -1,7 +1,838 @@
 
 <file path=word/document.xml><?xml version="1.0" encoding="utf-8"?>
-<w:document xmlns:wpc="http://schemas.microsoft.com/office/word/2010/wordprocessingCanvas" xmlns:cx="http://schemas.microsoft.com/office/drawing/2014/chartex" xmlns:cx1="http://schemas.microsoft.com/office/drawing/2015/9/8/chartex" xmlns:cx2="http://schemas.microsoft.com/office/drawing/2015/10/21/chartex" xmlns:cx3="http://schemas.microsoft.com/office/drawing/2016/5/9/chartex" xmlns:cx4="http://schemas.microsoft.com/office/drawing/2016/5/10/chartex" xmlns:cx5="http://schemas.microsoft.com/office/drawing/2016/5/11/chartex" xmlns:cx6="http://schemas.microsoft.com/office/drawing/2016/5/12/chartex" xmlns:cx7="http://schemas.microsoft.com/office/drawing/2016/5/13/chartex" xmlns:cx8="http://schemas.microsoft.com/office/drawing/2016/5/14/chartex" xmlns:mc="http://schemas.openxmlformats.org/markup-compatibility/2006" xmlns:aink="http://schemas.microsoft.com/office/drawing/2016/ink" xmlns:am3d="http://schemas.microsoft.com/office/drawing/2017/model3d" xmlns:o="urn:schemas-microsoft-com:office:office" xmlns:oel="http://schemas.microsoft.com/office/2019/extlst" xmlns:r="http://schemas.openxmlformats.org/officeDocument/2006/relationships" xmlns:m="http://schemas.openxmlformats.org/officeDocument/2006/math" xmlns:v="urn:schemas-microsoft-com:vml" xmlns:wp14="http://schemas.microsoft.com/office/word/2010/wordprocessingDrawing" xmlns:wp="http://schemas.openxmlformats.org/drawingml/2006/wordprocessingDrawing" xmlns:w10="urn:schemas-microsoft-com:office:word" xmlns:w="http://schemas.openxmlformats.org/wordprocessingml/2006/main" xmlns:w14="http://schemas.microsoft.com/office/word/2010/wordml" xmlns:w15="http://schemas.microsoft.com/office/word/2012/wordml" xmlns:w16cex="http://schemas.microsoft.com/office/word/2018/wordml/cex" xmlns:w16cid="http://schemas.microsoft.com/office/word/2016/wordml/cid" xmlns:w16="http://schemas.microsoft.com/office/word/2018/wordml" xmlns:w16sdtdh="http://schemas.microsoft.com/office/word/2020/wordml/sdtdatahash" xmlns:w16se="http://schemas.microsoft.com/office/word/2015/wordml/symex" xmlns:wpg="http://schemas.microsoft.com/office/word/2010/wordprocessingGroup" xmlns:wpi="http://schemas.microsoft.com/office/word/2010/wordprocessingInk" xmlns:wne="http://schemas.microsoft.com/office/word/2006/wordml" xmlns:wps="http://schemas.microsoft.com/office/word/2010/wordprocessingShape" mc:Ignorable="w14 w15 w16se w16cid w16 w16cex w16sdtdh wp14">
+<w:document xmlns:wpc="http://schemas.microsoft.com/office/word/2010/wordprocessingCanvas" xmlns:cx="http://schemas.microsoft.com/office/drawing/2014/chartex" xmlns:cx1="http://schemas.microsoft.com/office/drawing/2015/9/8/chartex" xmlns:cx2="http://schemas.microsoft.com/office/drawing/2015/10/21/chartex" xmlns:cx3="http://schemas.microsoft.com/office/drawing/2016/5/9/chartex" xmlns:cx4="http://schemas.microsoft.com/office/drawing/2016/5/10/chartex" xmlns:cx5="http://schemas.microsoft.com/office/drawing/2016/5/11/chartex" xmlns:cx6="http://schemas.microsoft.com/office/drawing/2016/5/12/chartex" xmlns:cx7="http://schemas.microsoft.com/office/drawing/2016/5/13/chartex" xmlns:cx8="http://schemas.microsoft.com/office/drawing/2016/5/14/chartex" xmlns:mc="http://schemas.openxmlformats.org/markup-compatibility/2006" xmlns:aink="http://schemas.microsoft.com/office/drawing/2016/ink" xmlns:am3d="http://schemas.microsoft.com/office/drawing/2017/model3d" xmlns:o="urn:schemas-microsoft-com:office:office" xmlns:oel="http://schemas.microsoft.com/office/2019/extlst" xmlns:r="http://schemas.openxmlformats.org/officeDocument/2006/relationships" xmlns:m="http://schemas.openxmlformats.org/officeDocument/2006/math" xmlns:v="urn:schemas-microsoft-com:vml" xmlns:wp14="http://schemas.microsoft.com/office/word/2010/wordprocessingDrawing" xmlns:wp="http://schemas.openxmlformats.org/drawingml/2006/wordprocessingDrawing" xmlns:w10="urn:schemas-microsoft-com:office:word" xmlns:w="http://schemas.openxmlformats.org/wordprocessingml/2006/main" xmlns:w14="http://schemas.microsoft.com/office/word/2010/wordml" xmlns:w15="http://schemas.microsoft.com/office/word/2012/wordml" xmlns:w16cex="http://schemas.microsoft.com/office/word/2018/wordml/cex" xmlns:w16cid="http://schemas.microsoft.com/office/word/2016/wordml/cid" xmlns:w16="http://schemas.microsoft.com/office/word/2018/wordml" xmlns:w16du="http://schemas.microsoft.com/office/word/2023/wordml/word16du" xmlns:w16sdtdh="http://schemas.microsoft.com/office/word/2020/wordml/sdtdatahash" xmlns:w16sdtfl="http://schemas.microsoft.com/office/word/2024/wordml/sdtformatlock" xmlns:w16se="http://schemas.microsoft.com/office/word/2015/wordml/symex" xmlns:wpg="http://schemas.microsoft.com/office/word/2010/wordprocessingGroup" xmlns:wpi="http://schemas.microsoft.com/office/word/2010/wordprocessingInk" xmlns:wne="http://schemas.microsoft.com/office/word/2006/wordml" xmlns:wps="http://schemas.microsoft.com/office/word/2010/wordprocessingShape" mc:Ignorable="w14 w15 w16se w16cid w16 w16cex w16sdtdh w16sdtfl w16du wp14">
   <w:body>
+    <w:p>
+      <w:pPr>
+        <w:spacing w:before="0" w:line="240" w:lineRule="auto"/>
+        <w:jc w:val="center"/>
+        <w:rPr>
+          <w:b/>
+          <w:bCs/>
+          <w:sz w:val="32"/>
+          <w:szCs w:val="32"/>
+          <w:u w:val="single"/>
+        </w:rPr>
+      </w:pPr>
+      <w:r>
+        <w:rPr>
+          <w:b/>
+          <w:bCs/>
+          <w:sz w:val="32"/>
+          <w:szCs w:val="32"/>
+          <w:u w:val="single"/>
+        </w:rPr>
+        <w:t xml:space="preserve">TS </w:t>
+      </w:r>
+      <w:r>
+        <w:rPr>
+          <w:b/>
+          <w:bCs/>
+          <w:sz w:val="32"/>
+          <w:szCs w:val="32"/>
+          <w:u w:val="single"/>
+        </w:rPr>
+        <w:t>Jatai</w:t>
+      </w:r>
+      <w:r>
+        <w:rPr>
+          <w:b/>
+          <w:bCs/>
+          <w:sz w:val="32"/>
+          <w:szCs w:val="32"/>
+          <w:u w:val="single"/>
+        </w:rPr>
+        <w:t xml:space="preserve"> – TS 1.6 </w:t>
+      </w:r>
+      <w:r>
+        <w:rPr>
+          <w:b/>
+          <w:bCs/>
+          <w:sz w:val="32"/>
+          <w:szCs w:val="32"/>
+          <w:u w:val="single"/>
+        </w:rPr>
+        <w:t>Tamil</w:t>
+      </w:r>
+      <w:r>
+        <w:rPr>
+          <w:b/>
+          <w:bCs/>
+          <w:sz w:val="32"/>
+          <w:szCs w:val="32"/>
+          <w:u w:val="single"/>
+        </w:rPr>
+        <w:t xml:space="preserve"> </w:t>
+      </w:r>
+      <w:r>
+        <w:rPr>
+          <w:b/>
+          <w:bCs/>
+          <w:sz w:val="32"/>
+          <w:szCs w:val="32"/>
+          <w:u w:val="single"/>
+        </w:rPr>
+        <w:t xml:space="preserve">Corrections – Observed till </w:t>
+      </w:r>
+      <w:r>
+        <w:rPr>
+          <w:b/>
+          <w:bCs/>
+          <w:sz w:val="32"/>
+          <w:szCs w:val="32"/>
+          <w:highlight w:val="red"/>
+          <w:u w:val="single"/>
+        </w:rPr>
+        <w:t>????</w:t>
+      </w:r>
+    </w:p>
+    <w:p>
+      <w:pPr>
+        <w:spacing w:before="0" w:line="240" w:lineRule="auto"/>
+        <w:jc w:val="center"/>
+        <w:rPr>
+          <w:b/>
+          <w:bCs/>
+          <w:sz w:val="28"/>
+          <w:szCs w:val="32"/>
+        </w:rPr>
+      </w:pPr>
+      <w:r>
+        <w:rPr>
+          <w:b/>
+          <w:bCs/>
+          <w:sz w:val="28"/>
+          <w:szCs w:val="32"/>
+        </w:rPr>
+        <w:t>(ignore those which are already incorporated in your book’s version and date)</w:t>
+      </w:r>
+    </w:p>
+    <w:tbl>
+      <w:tblPr>
+        <w:tblW w:w="14679" w:type="dxa"/>
+        <w:tblInd w:w="-792" w:type="dxa"/>
+        <w:tblBorders>
+          <w:top w:val="single" w:sz="4" w:space="0" w:color="000000"/>
+          <w:left w:val="single" w:sz="4" w:space="0" w:color="000000"/>
+          <w:bottom w:val="single" w:sz="4" w:space="0" w:color="000000"/>
+          <w:right w:val="single" w:sz="4" w:space="0" w:color="000000"/>
+          <w:insideH w:val="single" w:sz="4" w:space="0" w:color="000000"/>
+          <w:insideV w:val="single" w:sz="4" w:space="0" w:color="000000"/>
+        </w:tblBorders>
+        <w:tblLook w:val="04A0" w:firstRow="1" w:lastRow="0" w:firstColumn="1" w:lastColumn="0" w:noHBand="0" w:noVBand="1"/>
+      </w:tblPr>
+      <w:tblGrid>
+        <w:gridCol w:w="7308"/>
+        <w:gridCol w:w="7371"/>
+      </w:tblGrid>
+      <w:tr>
+        <w:tc>
+          <w:tcPr>
+            <w:tcW w:w="7308" w:type="dxa"/>
+          </w:tcPr>
+          <w:p>
+            <w:pPr>
+              <w:spacing w:before="0" w:line="240" w:lineRule="auto"/>
+              <w:jc w:val="center"/>
+              <w:rPr>
+                <w:b/>
+                <w:sz w:val="32"/>
+                <w:szCs w:val="32"/>
+              </w:rPr>
+            </w:pPr>
+            <w:r>
+              <w:rPr>
+                <w:b/>
+                <w:sz w:val="32"/>
+                <w:szCs w:val="32"/>
+              </w:rPr>
+              <w:t>As Printed</w:t>
+            </w:r>
+          </w:p>
+        </w:tc>
+        <w:tc>
+          <w:tcPr>
+            <w:tcW w:w="7371" w:type="dxa"/>
+          </w:tcPr>
+          <w:p>
+            <w:pPr>
+              <w:spacing w:before="0" w:line="240" w:lineRule="auto"/>
+              <w:ind w:right="-18"/>
+              <w:jc w:val="center"/>
+              <w:rPr>
+                <w:b/>
+                <w:sz w:val="32"/>
+                <w:szCs w:val="32"/>
+              </w:rPr>
+            </w:pPr>
+            <w:r>
+              <w:rPr>
+                <w:b/>
+                <w:sz w:val="32"/>
+                <w:szCs w:val="32"/>
+              </w:rPr>
+              <w:t xml:space="preserve">To be read as or corrected as </w:t>
+            </w:r>
+          </w:p>
+        </w:tc>
+      </w:tr>
+      <w:tr>
+        <w:trPr>
+          <w:trHeight w:val="1197"/>
+        </w:trPr>
+        <w:tc>
+          <w:tcPr>
+            <w:tcW w:w="7308" w:type="dxa"/>
+          </w:tcPr>
+          <w:p>
+            <w:pPr>
+              <w:autoSpaceDE w:val="0"/>
+              <w:autoSpaceDN w:val="0"/>
+              <w:adjustRightInd w:val="0"/>
+              <w:spacing w:before="0" w:line="240" w:lineRule="auto"/>
+              <w:rPr>
+                <w:rFonts w:ascii="Latha" w:hAnsi="Latha" w:cs="Latha"/>
+                <w:szCs w:val="28"/>
+                <w:lang w:bidi="ta-IN"/>
+              </w:rPr>
+            </w:pPr>
+            <w:r>
+              <w:rPr>
+                <w:rFonts w:ascii="Latha" w:hAnsi="Latha" w:cs="Latha"/>
+                <w:b/>
+                <w:bCs/>
+                <w:szCs w:val="28"/>
+                <w:cs/>
+                <w:lang w:bidi="ta-IN"/>
+              </w:rPr>
+              <w:t>48</w:t>
+            </w:r>
+            <w:r>
+              <w:rPr>
+                <w:rFonts w:ascii="Latha" w:hAnsi="Latha" w:cs="Latha"/>
+                <w:b/>
+                <w:bCs/>
+                <w:szCs w:val="28"/>
+                <w:lang w:bidi="ta-IN"/>
+              </w:rPr>
+              <w:t>)</w:t>
+            </w:r>
+            <w:r>
+              <w:rPr>
+                <w:rFonts w:ascii="Latha" w:hAnsi="Latha" w:cs="Latha"/>
+                <w:szCs w:val="28"/>
+                <w:lang w:bidi="ta-IN"/>
+              </w:rPr>
+              <w:tab/>
+            </w:r>
+            <w:r>
+              <w:rPr>
+                <w:rFonts w:ascii="Latha" w:hAnsi="Latha" w:cs="Latha"/>
+                <w:b/>
+                <w:bCs/>
+                <w:szCs w:val="28"/>
+                <w:cs/>
+                <w:lang w:bidi="ta-IN"/>
+              </w:rPr>
+              <w:t>1</w:t>
+            </w:r>
+            <w:r>
+              <w:rPr>
+                <w:rFonts w:ascii="Latha" w:hAnsi="Latha" w:cs="Latha"/>
+                <w:b/>
+                <w:bCs/>
+                <w:szCs w:val="28"/>
+                <w:lang w:bidi="ta-IN"/>
+              </w:rPr>
+              <w:t>.</w:t>
+            </w:r>
+            <w:r>
+              <w:rPr>
+                <w:rFonts w:ascii="Latha" w:hAnsi="Latha" w:cs="Latha"/>
+                <w:b/>
+                <w:bCs/>
+                <w:szCs w:val="28"/>
+                <w:cs/>
+                <w:lang w:bidi="ta-IN"/>
+              </w:rPr>
+              <w:t>6</w:t>
+            </w:r>
+            <w:r>
+              <w:rPr>
+                <w:rFonts w:ascii="Latha" w:hAnsi="Latha" w:cs="Latha"/>
+                <w:b/>
+                <w:bCs/>
+                <w:szCs w:val="28"/>
+                <w:lang w:bidi="ta-IN"/>
+              </w:rPr>
+              <w:t>.</w:t>
+            </w:r>
+            <w:r>
+              <w:rPr>
+                <w:rFonts w:ascii="Latha" w:hAnsi="Latha" w:cs="Latha"/>
+                <w:b/>
+                <w:bCs/>
+                <w:szCs w:val="28"/>
+                <w:cs/>
+                <w:lang w:bidi="ta-IN"/>
+              </w:rPr>
+              <w:t>6</w:t>
+            </w:r>
+            <w:r>
+              <w:rPr>
+                <w:rFonts w:ascii="Latha" w:hAnsi="Latha" w:cs="Latha"/>
+                <w:b/>
+                <w:bCs/>
+                <w:szCs w:val="28"/>
+                <w:lang w:bidi="ta-IN"/>
+              </w:rPr>
+              <w:t>.2</w:t>
+            </w:r>
+            <w:r>
+              <w:rPr>
+                <w:rFonts w:ascii="Latha" w:hAnsi="Latha" w:cs="Latha"/>
+                <w:b/>
+                <w:bCs/>
+                <w:szCs w:val="28"/>
+                <w:lang w:bidi="ta-IN"/>
+              </w:rPr>
+              <w:t>(</w:t>
+            </w:r>
+            <w:r>
+              <w:rPr>
+                <w:rFonts w:ascii="Latha" w:hAnsi="Latha" w:cs="Latha"/>
+                <w:b/>
+                <w:bCs/>
+                <w:szCs w:val="28"/>
+                <w:cs/>
+                <w:lang w:bidi="ta-IN"/>
+              </w:rPr>
+              <w:t>41</w:t>
+            </w:r>
+            <w:r>
+              <w:rPr>
+                <w:rFonts w:ascii="Latha" w:hAnsi="Latha" w:cs="Latha"/>
+                <w:b/>
+                <w:bCs/>
+                <w:szCs w:val="28"/>
+                <w:lang w:bidi="ta-IN"/>
+              </w:rPr>
+              <w:t>)</w:t>
+            </w:r>
+            <w:r>
+              <w:rPr>
+                <w:rFonts w:ascii="Latha" w:hAnsi="Latha" w:cs="Latha"/>
+                <w:szCs w:val="28"/>
+                <w:lang w:bidi="ta-IN"/>
+              </w:rPr>
+              <w:t xml:space="preserve">-  </w:t>
+            </w:r>
+            <w:r>
+              <w:rPr>
+                <w:rFonts w:ascii="Latha" w:hAnsi="Latha" w:cs="Latha"/>
+                <w:szCs w:val="28"/>
+                <w:cs/>
+                <w:lang w:bidi="ta-IN"/>
+              </w:rPr>
+              <w:t>ந</w:t>
+            </w:r>
+            <w:r>
+              <w:rPr>
+                <w:rFonts w:ascii="BRH Tamil Tab Extra" w:hAnsi="BRH Tamil Tab Extra" w:cs="Latha"/>
+                <w:b/>
+                <w:bCs/>
+                <w:sz w:val="32"/>
+                <w:szCs w:val="32"/>
+                <w:lang w:bidi="ta-IN"/>
+              </w:rPr>
+              <w:t>…</w:t>
+            </w:r>
+            <w:r>
+              <w:rPr>
+                <w:rFonts w:ascii="Latha" w:hAnsi="Latha" w:cs="Latha"/>
+                <w:b/>
+                <w:bCs/>
+                <w:szCs w:val="28"/>
+                <w:cs/>
+                <w:lang w:bidi="ta-IN"/>
+              </w:rPr>
+              <w:t>:</w:t>
+            </w:r>
+            <w:r>
+              <w:rPr>
+                <w:rFonts w:ascii="Latha" w:hAnsi="Latha" w:cs="Latha"/>
+                <w:szCs w:val="28"/>
+                <w:cs/>
+                <w:lang w:bidi="ta-IN"/>
+              </w:rPr>
+              <w:t xml:space="preserve"> </w:t>
+            </w:r>
+            <w:r>
+              <w:rPr>
+                <w:rFonts w:ascii="Latha" w:hAnsi="Latha" w:cs="Latha"/>
+                <w:szCs w:val="28"/>
+                <w:lang w:bidi="ta-IN"/>
+              </w:rPr>
+              <w:t>||</w:t>
+            </w:r>
+          </w:p>
+          <w:p>
+            <w:pPr>
+              <w:autoSpaceDE w:val="0"/>
+              <w:autoSpaceDN w:val="0"/>
+              <w:adjustRightInd w:val="0"/>
+              <w:spacing w:before="0" w:line="240" w:lineRule="auto"/>
+              <w:rPr>
+                <w:rFonts w:cs="Latha"/>
+                <w:b/>
+                <w:bCs/>
+                <w:szCs w:val="28"/>
+                <w:cs/>
+                <w:lang w:val="it-IT" w:bidi="ta-IN"/>
+              </w:rPr>
+            </w:pPr>
+            <w:r>
+              <w:rPr>
+                <w:rFonts w:ascii="Latha" w:hAnsi="Latha" w:cs="Latha"/>
+                <w:szCs w:val="28"/>
+                <w:cs/>
+                <w:lang w:bidi="ta-IN"/>
+              </w:rPr>
+              <w:t>ந</w:t>
+            </w:r>
+            <w:r>
+              <w:rPr>
+                <w:rFonts w:ascii="BRH Tamil Tab Extra" w:hAnsi="BRH Tamil Tab Extra" w:cs="Latha"/>
+                <w:b/>
+                <w:bCs/>
+                <w:sz w:val="32"/>
+                <w:szCs w:val="32"/>
+                <w:lang w:bidi="ta-IN"/>
+              </w:rPr>
+              <w:t>…</w:t>
+            </w:r>
+            <w:r>
+              <w:rPr>
+                <w:rFonts w:ascii="Latha" w:hAnsi="Latha" w:cs="Latha"/>
+                <w:szCs w:val="28"/>
+                <w:lang w:bidi="ta-IN"/>
+              </w:rPr>
+              <w:t xml:space="preserve"> </w:t>
+            </w:r>
+            <w:r>
+              <w:rPr>
+                <w:rFonts w:ascii="Latha" w:hAnsi="Latha" w:cs="Latha"/>
+                <w:szCs w:val="28"/>
+                <w:cs/>
+                <w:lang w:bidi="ta-IN"/>
+              </w:rPr>
+              <w:t>இதி</w:t>
+            </w:r>
+            <w:r>
+              <w:rPr>
+                <w:rFonts w:ascii="BRH Tamil Tab Extra" w:hAnsi="BRH Tamil Tab Extra" w:cs="Latha"/>
+                <w:b/>
+                <w:bCs/>
+                <w:sz w:val="32"/>
+                <w:szCs w:val="32"/>
+                <w:lang w:bidi="ta-IN"/>
+              </w:rPr>
+              <w:t>†</w:t>
+            </w:r>
+            <w:r>
+              <w:rPr>
+                <w:rFonts w:ascii="Latha" w:hAnsi="Latha" w:cs="Latha"/>
+                <w:szCs w:val="28"/>
+                <w:lang w:bidi="ta-IN"/>
+              </w:rPr>
+              <w:t xml:space="preserve"> </w:t>
+            </w:r>
+            <w:r>
+              <w:rPr>
+                <w:rFonts w:ascii="Latha" w:hAnsi="Latha" w:cs="Latha"/>
+                <w:szCs w:val="28"/>
+                <w:highlight w:val="yellow"/>
+                <w:cs/>
+                <w:lang w:bidi="ta-IN"/>
+              </w:rPr>
+              <w:t>ந</w:t>
+            </w:r>
+            <w:r>
+              <w:rPr>
+                <w:rFonts w:ascii="BRH Tamil Tab Extra" w:hAnsi="BRH Tamil Tab Extra" w:cs="Latha"/>
+                <w:b/>
+                <w:bCs/>
+                <w:sz w:val="32"/>
+                <w:szCs w:val="32"/>
+                <w:lang w:bidi="ta-IN"/>
+              </w:rPr>
+              <w:t>…</w:t>
+            </w:r>
+            <w:r>
+              <w:rPr>
+                <w:rFonts w:ascii="Latha" w:hAnsi="Latha" w:cs="Latha"/>
+                <w:b/>
+                <w:bCs/>
+                <w:szCs w:val="28"/>
+                <w:cs/>
+                <w:lang w:bidi="ta-IN"/>
+              </w:rPr>
+              <w:t>:</w:t>
+            </w:r>
+            <w:r>
+              <w:rPr>
+                <w:rFonts w:ascii="Latha" w:hAnsi="Latha" w:cs="Latha"/>
+                <w:szCs w:val="28"/>
+                <w:cs/>
+                <w:lang w:bidi="ta-IN"/>
+              </w:rPr>
+              <w:t xml:space="preserve"> </w:t>
+            </w:r>
+            <w:r>
+              <w:rPr>
+                <w:rFonts w:ascii="Latha" w:hAnsi="Latha" w:cs="Latha"/>
+                <w:szCs w:val="28"/>
+                <w:lang w:bidi="ta-IN"/>
+              </w:rPr>
+              <w:t xml:space="preserve">| </w:t>
+            </w:r>
+          </w:p>
+        </w:tc>
+        <w:tc>
+          <w:tcPr>
+            <w:tcW w:w="7371" w:type="dxa"/>
+          </w:tcPr>
+          <w:p>
+            <w:pPr>
+              <w:autoSpaceDE w:val="0"/>
+              <w:autoSpaceDN w:val="0"/>
+              <w:adjustRightInd w:val="0"/>
+              <w:spacing w:before="0" w:line="240" w:lineRule="auto"/>
+              <w:rPr>
+                <w:rFonts w:ascii="Latha" w:hAnsi="Latha" w:cs="Latha"/>
+                <w:szCs w:val="28"/>
+                <w:lang w:bidi="ta-IN"/>
+              </w:rPr>
+            </w:pPr>
+            <w:r>
+              <w:rPr>
+                <w:rFonts w:ascii="Latha" w:hAnsi="Latha" w:cs="Latha"/>
+                <w:b/>
+                <w:bCs/>
+                <w:szCs w:val="28"/>
+                <w:cs/>
+                <w:lang w:bidi="ta-IN"/>
+              </w:rPr>
+              <w:t>48</w:t>
+            </w:r>
+            <w:r>
+              <w:rPr>
+                <w:rFonts w:ascii="Latha" w:hAnsi="Latha" w:cs="Latha"/>
+                <w:b/>
+                <w:bCs/>
+                <w:szCs w:val="28"/>
+                <w:lang w:bidi="ta-IN"/>
+              </w:rPr>
+              <w:t>)</w:t>
+            </w:r>
+            <w:r>
+              <w:rPr>
+                <w:rFonts w:ascii="Latha" w:hAnsi="Latha" w:cs="Latha"/>
+                <w:szCs w:val="28"/>
+                <w:lang w:bidi="ta-IN"/>
+              </w:rPr>
+              <w:tab/>
+            </w:r>
+            <w:r>
+              <w:rPr>
+                <w:rFonts w:ascii="Latha" w:hAnsi="Latha" w:cs="Latha"/>
+                <w:b/>
+                <w:bCs/>
+                <w:szCs w:val="28"/>
+                <w:cs/>
+                <w:lang w:bidi="ta-IN"/>
+              </w:rPr>
+              <w:t>1</w:t>
+            </w:r>
+            <w:r>
+              <w:rPr>
+                <w:rFonts w:ascii="Latha" w:hAnsi="Latha" w:cs="Latha"/>
+                <w:b/>
+                <w:bCs/>
+                <w:szCs w:val="28"/>
+                <w:lang w:bidi="ta-IN"/>
+              </w:rPr>
+              <w:t>.</w:t>
+            </w:r>
+            <w:r>
+              <w:rPr>
+                <w:rFonts w:ascii="Latha" w:hAnsi="Latha" w:cs="Latha"/>
+                <w:b/>
+                <w:bCs/>
+                <w:szCs w:val="28"/>
+                <w:cs/>
+                <w:lang w:bidi="ta-IN"/>
+              </w:rPr>
+              <w:t>6</w:t>
+            </w:r>
+            <w:r>
+              <w:rPr>
+                <w:rFonts w:ascii="Latha" w:hAnsi="Latha" w:cs="Latha"/>
+                <w:b/>
+                <w:bCs/>
+                <w:szCs w:val="28"/>
+                <w:lang w:bidi="ta-IN"/>
+              </w:rPr>
+              <w:t>.</w:t>
+            </w:r>
+            <w:r>
+              <w:rPr>
+                <w:rFonts w:ascii="Latha" w:hAnsi="Latha" w:cs="Latha"/>
+                <w:b/>
+                <w:bCs/>
+                <w:szCs w:val="28"/>
+                <w:cs/>
+                <w:lang w:bidi="ta-IN"/>
+              </w:rPr>
+              <w:t>6</w:t>
+            </w:r>
+            <w:r>
+              <w:rPr>
+                <w:rFonts w:ascii="Latha" w:hAnsi="Latha" w:cs="Latha"/>
+                <w:b/>
+                <w:bCs/>
+                <w:szCs w:val="28"/>
+                <w:lang w:bidi="ta-IN"/>
+              </w:rPr>
+              <w:t>.2</w:t>
+            </w:r>
+            <w:r>
+              <w:rPr>
+                <w:rFonts w:ascii="Latha" w:hAnsi="Latha" w:cs="Latha"/>
+                <w:b/>
+                <w:bCs/>
+                <w:szCs w:val="28"/>
+                <w:lang w:bidi="ta-IN"/>
+              </w:rPr>
+              <w:t>(</w:t>
+            </w:r>
+            <w:r>
+              <w:rPr>
+                <w:rFonts w:ascii="Latha" w:hAnsi="Latha" w:cs="Latha"/>
+                <w:b/>
+                <w:bCs/>
+                <w:szCs w:val="28"/>
+                <w:cs/>
+                <w:lang w:bidi="ta-IN"/>
+              </w:rPr>
+              <w:t>41</w:t>
+            </w:r>
+            <w:r>
+              <w:rPr>
+                <w:rFonts w:ascii="Latha" w:hAnsi="Latha" w:cs="Latha"/>
+                <w:b/>
+                <w:bCs/>
+                <w:szCs w:val="28"/>
+                <w:lang w:bidi="ta-IN"/>
+              </w:rPr>
+              <w:t>)</w:t>
+            </w:r>
+            <w:r>
+              <w:rPr>
+                <w:rFonts w:ascii="Latha" w:hAnsi="Latha" w:cs="Latha"/>
+                <w:szCs w:val="28"/>
+                <w:lang w:bidi="ta-IN"/>
+              </w:rPr>
+              <w:t xml:space="preserve">-  </w:t>
+            </w:r>
+            <w:r>
+              <w:rPr>
+                <w:rFonts w:ascii="Latha" w:hAnsi="Latha" w:cs="Latha"/>
+                <w:szCs w:val="28"/>
+                <w:cs/>
+                <w:lang w:bidi="ta-IN"/>
+              </w:rPr>
+              <w:t>ந</w:t>
+            </w:r>
+            <w:r>
+              <w:rPr>
+                <w:rFonts w:ascii="BRH Tamil Tab Extra" w:hAnsi="BRH Tamil Tab Extra" w:cs="Latha"/>
+                <w:b/>
+                <w:bCs/>
+                <w:sz w:val="32"/>
+                <w:szCs w:val="32"/>
+                <w:lang w:bidi="ta-IN"/>
+              </w:rPr>
+              <w:t>…</w:t>
+            </w:r>
+            <w:r>
+              <w:rPr>
+                <w:rFonts w:ascii="Latha" w:hAnsi="Latha" w:cs="Latha"/>
+                <w:b/>
+                <w:bCs/>
+                <w:szCs w:val="28"/>
+                <w:cs/>
+                <w:lang w:bidi="ta-IN"/>
+              </w:rPr>
+              <w:t>:</w:t>
+            </w:r>
+            <w:r>
+              <w:rPr>
+                <w:rFonts w:ascii="Latha" w:hAnsi="Latha" w:cs="Latha"/>
+                <w:szCs w:val="28"/>
+                <w:cs/>
+                <w:lang w:bidi="ta-IN"/>
+              </w:rPr>
+              <w:t xml:space="preserve"> </w:t>
+            </w:r>
+            <w:r>
+              <w:rPr>
+                <w:rFonts w:ascii="Latha" w:hAnsi="Latha" w:cs="Latha"/>
+                <w:szCs w:val="28"/>
+                <w:lang w:bidi="ta-IN"/>
+              </w:rPr>
+              <w:t>||</w:t>
+            </w:r>
+          </w:p>
+          <w:p>
+            <w:pPr>
+              <w:autoSpaceDE w:val="0"/>
+              <w:autoSpaceDN w:val="0"/>
+              <w:adjustRightInd w:val="0"/>
+              <w:spacing w:before="0" w:line="240" w:lineRule="auto"/>
+              <w:rPr>
+                <w:rFonts w:cs="Latha"/>
+                <w:b/>
+                <w:bCs/>
+                <w:szCs w:val="28"/>
+                <w:cs/>
+                <w:lang w:val="it-IT" w:bidi="ta-IN"/>
+              </w:rPr>
+            </w:pPr>
+            <w:r>
+              <w:rPr>
+                <w:rFonts w:ascii="Latha" w:hAnsi="Latha" w:cs="Latha"/>
+                <w:szCs w:val="28"/>
+                <w:cs/>
+                <w:lang w:bidi="ta-IN"/>
+              </w:rPr>
+              <w:t>ந</w:t>
+            </w:r>
+            <w:r>
+              <w:rPr>
+                <w:rFonts w:ascii="BRH Tamil Tab Extra" w:hAnsi="BRH Tamil Tab Extra" w:cs="Latha"/>
+                <w:b/>
+                <w:bCs/>
+                <w:sz w:val="32"/>
+                <w:szCs w:val="32"/>
+                <w:lang w:bidi="ta-IN"/>
+              </w:rPr>
+              <w:t>…</w:t>
+            </w:r>
+            <w:r>
+              <w:rPr>
+                <w:rFonts w:ascii="Latha" w:hAnsi="Latha" w:cs="Latha"/>
+                <w:szCs w:val="28"/>
+                <w:lang w:bidi="ta-IN"/>
+              </w:rPr>
+              <w:t xml:space="preserve"> </w:t>
+            </w:r>
+            <w:r>
+              <w:rPr>
+                <w:rFonts w:ascii="Latha" w:hAnsi="Latha" w:cs="Latha"/>
+                <w:szCs w:val="28"/>
+                <w:cs/>
+                <w:lang w:bidi="ta-IN"/>
+              </w:rPr>
+              <w:t>இதி</w:t>
+            </w:r>
+            <w:r>
+              <w:rPr>
+                <w:rFonts w:ascii="BRH Tamil Tab Extra" w:hAnsi="BRH Tamil Tab Extra" w:cs="Latha"/>
+                <w:b/>
+                <w:bCs/>
+                <w:sz w:val="32"/>
+                <w:szCs w:val="32"/>
+                <w:lang w:bidi="ta-IN"/>
+              </w:rPr>
+              <w:t>†</w:t>
+            </w:r>
+            <w:r>
+              <w:rPr>
+                <w:rFonts w:ascii="Latha" w:hAnsi="Latha" w:cs="Latha"/>
+                <w:szCs w:val="28"/>
+                <w:lang w:bidi="ta-IN"/>
+              </w:rPr>
+              <w:t xml:space="preserve"> </w:t>
+            </w:r>
+            <w:r>
+              <w:rPr>
+                <w:rFonts w:ascii="Latha" w:hAnsi="Latha" w:cs="Latha"/>
+                <w:szCs w:val="28"/>
+                <w:highlight w:val="green"/>
+                <w:cs/>
+                <w:lang w:bidi="ta-IN"/>
+              </w:rPr>
+              <w:t>ந</w:t>
+            </w:r>
+            <w:r>
+              <w:rPr>
+                <w:rFonts w:ascii="Latha" w:hAnsi="Latha" w:cs="Latha"/>
+                <w:b/>
+                <w:bCs/>
+                <w:szCs w:val="28"/>
+                <w:cs/>
+                <w:lang w:bidi="ta-IN"/>
+              </w:rPr>
+              <w:t>:</w:t>
+            </w:r>
+            <w:r>
+              <w:rPr>
+                <w:rFonts w:ascii="Latha" w:hAnsi="Latha" w:cs="Latha"/>
+                <w:szCs w:val="28"/>
+                <w:cs/>
+                <w:lang w:bidi="ta-IN"/>
+              </w:rPr>
+              <w:t xml:space="preserve"> </w:t>
+            </w:r>
+            <w:r>
+              <w:rPr>
+                <w:rFonts w:ascii="Latha" w:hAnsi="Latha" w:cs="Latha"/>
+                <w:szCs w:val="28"/>
+                <w:lang w:bidi="ta-IN"/>
+              </w:rPr>
+              <w:t xml:space="preserve">| </w:t>
+            </w:r>
+          </w:p>
+        </w:tc>
+      </w:tr>
+    </w:tbl>
+    <w:p>
+      <w:pPr>
+        <w:spacing w:before="0" w:line="240" w:lineRule="auto"/>
+        <w:jc w:val="center"/>
+        <w:rPr>
+          <w:b/>
+          <w:bCs/>
+          <w:sz w:val="32"/>
+          <w:szCs w:val="32"/>
+          <w:u w:val="single"/>
+        </w:rPr>
+      </w:pPr>
+    </w:p>
+    <w:p>
+      <w:pPr>
+        <w:spacing w:before="0" w:line="240" w:lineRule="auto"/>
+        <w:jc w:val="center"/>
+        <w:rPr>
+          <w:b/>
+          <w:bCs/>
+          <w:sz w:val="32"/>
+          <w:szCs w:val="32"/>
+          <w:u w:val="single"/>
+        </w:rPr>
+      </w:pPr>
+    </w:p>
     <w:p>
       <w:pPr>
         <w:spacing w:before="0" w:line="240" w:lineRule="auto"/>
@@ -1764,6 +2595,7 @@
                 <w:cs/>
                 <w:lang w:bidi="ta-IN"/>
               </w:rPr>
+              <w:lastRenderedPageBreak/>
               <w:t>39</w:t>
             </w:r>
             <w:r>
@@ -2407,7 +3239,6 @@
                 <w:cs/>
                 <w:lang w:bidi="ta-IN"/>
               </w:rPr>
-              <w:lastRenderedPageBreak/>
               <w:t>40</w:t>
             </w:r>
             <w:r>
@@ -3632,6 +4463,7 @@
                 <w:cs/>
                 <w:lang w:bidi="ta-IN"/>
               </w:rPr>
+              <w:lastRenderedPageBreak/>
               <w:t>பஞ்ச</w:t>
             </w:r>
             <w:r>
@@ -4025,7 +4857,6 @@
                 <w:cs/>
                 <w:lang w:bidi="ta-IN"/>
               </w:rPr>
-              <w:lastRenderedPageBreak/>
               <w:t>40</w:t>
             </w:r>
             <w:r>
@@ -6968,6 +7799,7 @@
                 <w:cs/>
                 <w:lang w:bidi="ta-IN"/>
               </w:rPr>
+              <w:lastRenderedPageBreak/>
               <w:t>30</w:t>
             </w:r>
             <w:r>
@@ -8555,7 +9387,6 @@
                 <w:cs/>
                 <w:lang w:bidi="ta-IN"/>
               </w:rPr>
-              <w:lastRenderedPageBreak/>
               <w:t>52)</w:t>
             </w:r>
             <w:r>
@@ -10775,6 +11606,7 @@
                 <w:cs/>
                 <w:lang w:bidi="ta-IN"/>
               </w:rPr>
+              <w:lastRenderedPageBreak/>
               <w:t>ய</w:t>
             </w:r>
             <w:r>
@@ -11758,7 +12590,6 @@
                 <w:cs/>
                 <w:lang w:bidi="ta-IN"/>
               </w:rPr>
-              <w:lastRenderedPageBreak/>
               <w:t>ஸம்</w:t>
             </w:r>
             <w:r>
@@ -12929,6 +13760,7 @@
                 <w:cs/>
                 <w:lang w:bidi="ta-IN"/>
               </w:rPr>
+              <w:lastRenderedPageBreak/>
               <w:t>ய</w:t>
             </w:r>
             <w:r>
@@ -13987,7 +14819,6 @@
                 <w:cs/>
                 <w:lang w:bidi="ta-IN"/>
               </w:rPr>
-              <w:lastRenderedPageBreak/>
               <w:t>ஸ</w:t>
             </w:r>
             <w:r>
@@ -15605,6 +16436,7 @@
                 <w:cs/>
                 <w:lang w:bidi="ta-IN"/>
               </w:rPr>
+              <w:lastRenderedPageBreak/>
               <w:t>57</w:t>
             </w:r>
             <w:r>
@@ -16803,7 +17635,6 @@
                 <w:cs/>
                 <w:lang w:bidi="ta-IN"/>
               </w:rPr>
-              <w:lastRenderedPageBreak/>
               <w:t>12)</w:t>
             </w:r>
             <w:r>
@@ -19087,7 +19918,17 @@
                 <w:cs/>
                 <w:lang w:bidi="ta-IN"/>
               </w:rPr>
-              <w:t>ய ஶ்ர</w:t>
+              <w:t xml:space="preserve">ய </w:t>
+            </w:r>
+            <w:r>
+              <w:rPr>
+                <w:rFonts w:ascii="Latha" w:hAnsi="Latha" w:cs="Latha"/>
+                <w:szCs w:val="28"/>
+                <w:cs/>
+                <w:lang w:bidi="ta-IN"/>
+              </w:rPr>
+              <w:lastRenderedPageBreak/>
+              <w:t>ஶ்ர</w:t>
             </w:r>
             <w:r>
               <w:rPr>
@@ -19947,7 +20788,6 @@
                 <w:cs/>
                 <w:lang w:bidi="ta-IN"/>
               </w:rPr>
-              <w:lastRenderedPageBreak/>
               <w:t>6</w:t>
             </w:r>
             <w:r>
@@ -20806,7 +21646,17 @@
                 <w:cs/>
                 <w:lang w:bidi="ta-IN"/>
               </w:rPr>
-              <w:t>ய ஶ்ர</w:t>
+              <w:t xml:space="preserve">ய </w:t>
+            </w:r>
+            <w:r>
+              <w:rPr>
+                <w:rFonts w:ascii="Latha" w:hAnsi="Latha" w:cs="Latha"/>
+                <w:szCs w:val="28"/>
+                <w:cs/>
+                <w:lang w:bidi="ta-IN"/>
+              </w:rPr>
+              <w:lastRenderedPageBreak/>
+              <w:t>ஶ்ர</w:t>
             </w:r>
             <w:r>
               <w:rPr>
@@ -21602,7 +22452,6 @@
                 <w:cs/>
                 <w:lang w:bidi="ta-IN"/>
               </w:rPr>
-              <w:lastRenderedPageBreak/>
               <w:t>6</w:t>
             </w:r>
             <w:r>
@@ -23876,6 +24725,7 @@
                 <w:cs/>
                 <w:lang w:bidi="ta-IN"/>
               </w:rPr>
+              <w:lastRenderedPageBreak/>
               <w:t>ப்</w:t>
             </w:r>
             <w:r>
@@ -24316,7 +25166,6 @@
                 <w:cs/>
                 <w:lang w:bidi="ta-IN"/>
               </w:rPr>
-              <w:lastRenderedPageBreak/>
               <w:t>33</w:t>
             </w:r>
             <w:r>
@@ -25594,6 +26443,7 @@
                 <w:cs/>
                 <w:lang w:bidi="ta-IN"/>
               </w:rPr>
+              <w:lastRenderedPageBreak/>
               <w:t>ப்</w:t>
             </w:r>
             <w:r>
@@ -26022,7 +26872,6 @@
                 <w:cs/>
                 <w:lang w:bidi="ta-IN"/>
               </w:rPr>
-              <w:lastRenderedPageBreak/>
               <w:t>33</w:t>
             </w:r>
             <w:r>
@@ -27921,6 +28770,7 @@
                 <w:cs/>
                 <w:lang w:bidi="ta-IN"/>
               </w:rPr>
+              <w:lastRenderedPageBreak/>
               <w:t>29</w:t>
             </w:r>
             <w:r>
@@ -28965,7 +29815,6 @@
                 <w:cs/>
                 <w:lang w:bidi="ta-IN"/>
               </w:rPr>
-              <w:lastRenderedPageBreak/>
               <w:t>6</w:t>
             </w:r>
             <w:r>
@@ -30328,6 +31177,7 @@
                 <w:cs/>
                 <w:lang w:bidi="ta-IN"/>
               </w:rPr>
+              <w:lastRenderedPageBreak/>
               <w:t>ப்ராய</w:t>
             </w:r>
             <w:r>
@@ -30492,6 +31342,7 @@
                 <w:cs/>
                 <w:lang w:bidi="ta-IN"/>
               </w:rPr>
+              <w:lastRenderedPageBreak/>
               <w:t>6</w:t>
             </w:r>
             <w:r>
@@ -33076,7 +33927,6 @@
                 <w:cs/>
                 <w:lang w:bidi="ta-IN"/>
               </w:rPr>
-              <w:lastRenderedPageBreak/>
               <w:t>53)1</w:t>
             </w:r>
             <w:r>
@@ -36485,6 +37335,7 @@
                 <w:cs/>
                 <w:lang w:bidi="ta-IN"/>
               </w:rPr>
+              <w:lastRenderedPageBreak/>
               <w:t>5</w:t>
             </w:r>
             <w:r>
@@ -37210,7 +38061,6 @@
                 <w:cs/>
                 <w:lang w:bidi="ta-IN"/>
               </w:rPr>
-              <w:lastRenderedPageBreak/>
               <w:t>53)</w:t>
             </w:r>
             <w:r>
@@ -38329,7 +39179,7 @@
 </file>
 
 <file path=word/endnotes.xml><?xml version="1.0" encoding="utf-8"?>
-<w:endnotes xmlns:wpc="http://schemas.microsoft.com/office/word/2010/wordprocessingCanvas" xmlns:cx="http://schemas.microsoft.com/office/drawing/2014/chartex" xmlns:cx1="http://schemas.microsoft.com/office/drawing/2015/9/8/chartex" xmlns:cx2="http://schemas.microsoft.com/office/drawing/2015/10/21/chartex" xmlns:cx3="http://schemas.microsoft.com/office/drawing/2016/5/9/chartex" xmlns:cx4="http://schemas.microsoft.com/office/drawing/2016/5/10/chartex" xmlns:cx5="http://schemas.microsoft.com/office/drawing/2016/5/11/chartex" xmlns:cx6="http://schemas.microsoft.com/office/drawing/2016/5/12/chartex" xmlns:cx7="http://schemas.microsoft.com/office/drawing/2016/5/13/chartex" xmlns:cx8="http://schemas.microsoft.com/office/drawing/2016/5/14/chartex" xmlns:mc="http://schemas.openxmlformats.org/markup-compatibility/2006" xmlns:aink="http://schemas.microsoft.com/office/drawing/2016/ink" xmlns:am3d="http://schemas.microsoft.com/office/drawing/2017/model3d" xmlns:o="urn:schemas-microsoft-com:office:office" xmlns:oel="http://schemas.microsoft.com/office/2019/extlst" xmlns:r="http://schemas.openxmlformats.org/officeDocument/2006/relationships" xmlns:m="http://schemas.openxmlformats.org/officeDocument/2006/math" xmlns:v="urn:schemas-microsoft-com:vml" xmlns:wp14="http://schemas.microsoft.com/office/word/2010/wordprocessingDrawing" xmlns:wp="http://schemas.openxmlformats.org/drawingml/2006/wordprocessingDrawing" xmlns:w10="urn:schemas-microsoft-com:office:word" xmlns:w="http://schemas.openxmlformats.org/wordprocessingml/2006/main" xmlns:w14="http://schemas.microsoft.com/office/word/2010/wordml" xmlns:w15="http://schemas.microsoft.com/office/word/2012/wordml" xmlns:w16cex="http://schemas.microsoft.com/office/word/2018/wordml/cex" xmlns:w16cid="http://schemas.microsoft.com/office/word/2016/wordml/cid" xmlns:w16="http://schemas.microsoft.com/office/word/2018/wordml" xmlns:w16sdtdh="http://schemas.microsoft.com/office/word/2020/wordml/sdtdatahash" xmlns:w16se="http://schemas.microsoft.com/office/word/2015/wordml/symex" xmlns:wpg="http://schemas.microsoft.com/office/word/2010/wordprocessingGroup" xmlns:wpi="http://schemas.microsoft.com/office/word/2010/wordprocessingInk" xmlns:wne="http://schemas.microsoft.com/office/word/2006/wordml" xmlns:wps="http://schemas.microsoft.com/office/word/2010/wordprocessingShape" mc:Ignorable="w14 w15 w16se w16cid w16 w16cex w16sdtdh wp14">
+<w:endnotes xmlns:wpc="http://schemas.microsoft.com/office/word/2010/wordprocessingCanvas" xmlns:cx="http://schemas.microsoft.com/office/drawing/2014/chartex" xmlns:cx1="http://schemas.microsoft.com/office/drawing/2015/9/8/chartex" xmlns:cx2="http://schemas.microsoft.com/office/drawing/2015/10/21/chartex" xmlns:cx3="http://schemas.microsoft.com/office/drawing/2016/5/9/chartex" xmlns:cx4="http://schemas.microsoft.com/office/drawing/2016/5/10/chartex" xmlns:cx5="http://schemas.microsoft.com/office/drawing/2016/5/11/chartex" xmlns:cx6="http://schemas.microsoft.com/office/drawing/2016/5/12/chartex" xmlns:cx7="http://schemas.microsoft.com/office/drawing/2016/5/13/chartex" xmlns:cx8="http://schemas.microsoft.com/office/drawing/2016/5/14/chartex" xmlns:mc="http://schemas.openxmlformats.org/markup-compatibility/2006" xmlns:aink="http://schemas.microsoft.com/office/drawing/2016/ink" xmlns:am3d="http://schemas.microsoft.com/office/drawing/2017/model3d" xmlns:o="urn:schemas-microsoft-com:office:office" xmlns:oel="http://schemas.microsoft.com/office/2019/extlst" xmlns:r="http://schemas.openxmlformats.org/officeDocument/2006/relationships" xmlns:m="http://schemas.openxmlformats.org/officeDocument/2006/math" xmlns:v="urn:schemas-microsoft-com:vml" xmlns:wp14="http://schemas.microsoft.com/office/word/2010/wordprocessingDrawing" xmlns:wp="http://schemas.openxmlformats.org/drawingml/2006/wordprocessingDrawing" xmlns:w10="urn:schemas-microsoft-com:office:word" xmlns:w="http://schemas.openxmlformats.org/wordprocessingml/2006/main" xmlns:w14="http://schemas.microsoft.com/office/word/2010/wordml" xmlns:w15="http://schemas.microsoft.com/office/word/2012/wordml" xmlns:w16cex="http://schemas.microsoft.com/office/word/2018/wordml/cex" xmlns:w16cid="http://schemas.microsoft.com/office/word/2016/wordml/cid" xmlns:w16="http://schemas.microsoft.com/office/word/2018/wordml" xmlns:w16du="http://schemas.microsoft.com/office/word/2023/wordml/word16du" xmlns:w16sdtdh="http://schemas.microsoft.com/office/word/2020/wordml/sdtdatahash" xmlns:w16sdtfl="http://schemas.microsoft.com/office/word/2024/wordml/sdtformatlock" xmlns:w16se="http://schemas.microsoft.com/office/word/2015/wordml/symex" xmlns:wpg="http://schemas.microsoft.com/office/word/2010/wordprocessingGroup" xmlns:wpi="http://schemas.microsoft.com/office/word/2010/wordprocessingInk" xmlns:wne="http://schemas.microsoft.com/office/word/2006/wordml" xmlns:wps="http://schemas.microsoft.com/office/word/2010/wordprocessingShape" mc:Ignorable="w14 w15 w16se w16cid w16 w16cex w16sdtdh w16sdtfl w16du wp14">
   <w:endnote w:type="separator" w:id="-1">
     <w:p>
       <w:pPr>
@@ -38354,7 +39204,7 @@
 </file>
 
 <file path=word/footer1.xml><?xml version="1.0" encoding="utf-8"?>
-<w:ftr xmlns:wpc="http://schemas.microsoft.com/office/word/2010/wordprocessingCanvas" xmlns:cx="http://schemas.microsoft.com/office/drawing/2014/chartex" xmlns:cx1="http://schemas.microsoft.com/office/drawing/2015/9/8/chartex" xmlns:cx2="http://schemas.microsoft.com/office/drawing/2015/10/21/chartex" xmlns:cx3="http://schemas.microsoft.com/office/drawing/2016/5/9/chartex" xmlns:cx4="http://schemas.microsoft.com/office/drawing/2016/5/10/chartex" xmlns:cx5="http://schemas.microsoft.com/office/drawing/2016/5/11/chartex" xmlns:cx6="http://schemas.microsoft.com/office/drawing/2016/5/12/chartex" xmlns:cx7="http://schemas.microsoft.com/office/drawing/2016/5/13/chartex" xmlns:cx8="http://schemas.microsoft.com/office/drawing/2016/5/14/chartex" xmlns:mc="http://schemas.openxmlformats.org/markup-compatibility/2006" xmlns:aink="http://schemas.microsoft.com/office/drawing/2016/ink" xmlns:am3d="http://schemas.microsoft.com/office/drawing/2017/model3d" xmlns:o="urn:schemas-microsoft-com:office:office" xmlns:oel="http://schemas.microsoft.com/office/2019/extlst" xmlns:r="http://schemas.openxmlformats.org/officeDocument/2006/relationships" xmlns:m="http://schemas.openxmlformats.org/officeDocument/2006/math" xmlns:v="urn:schemas-microsoft-com:vml" xmlns:wp14="http://schemas.microsoft.com/office/word/2010/wordprocessingDrawing" xmlns:wp="http://schemas.openxmlformats.org/drawingml/2006/wordprocessingDrawing" xmlns:w10="urn:schemas-microsoft-com:office:word" xmlns:w="http://schemas.openxmlformats.org/wordprocessingml/2006/main" xmlns:w14="http://schemas.microsoft.com/office/word/2010/wordml" xmlns:w15="http://schemas.microsoft.com/office/word/2012/wordml" xmlns:w16cex="http://schemas.microsoft.com/office/word/2018/wordml/cex" xmlns:w16cid="http://schemas.microsoft.com/office/word/2016/wordml/cid" xmlns:w16="http://schemas.microsoft.com/office/word/2018/wordml" xmlns:w16sdtdh="http://schemas.microsoft.com/office/word/2020/wordml/sdtdatahash" xmlns:w16se="http://schemas.microsoft.com/office/word/2015/wordml/symex" xmlns:wpg="http://schemas.microsoft.com/office/word/2010/wordprocessingGroup" xmlns:wpi="http://schemas.microsoft.com/office/word/2010/wordprocessingInk" xmlns:wne="http://schemas.microsoft.com/office/word/2006/wordml" xmlns:wps="http://schemas.microsoft.com/office/word/2010/wordprocessingShape" mc:Ignorable="w14 w15 w16se w16cid w16 w16cex w16sdtdh wp14">
+<w:ftr xmlns:wpc="http://schemas.microsoft.com/office/word/2010/wordprocessingCanvas" xmlns:cx="http://schemas.microsoft.com/office/drawing/2014/chartex" xmlns:cx1="http://schemas.microsoft.com/office/drawing/2015/9/8/chartex" xmlns:cx2="http://schemas.microsoft.com/office/drawing/2015/10/21/chartex" xmlns:cx3="http://schemas.microsoft.com/office/drawing/2016/5/9/chartex" xmlns:cx4="http://schemas.microsoft.com/office/drawing/2016/5/10/chartex" xmlns:cx5="http://schemas.microsoft.com/office/drawing/2016/5/11/chartex" xmlns:cx6="http://schemas.microsoft.com/office/drawing/2016/5/12/chartex" xmlns:cx7="http://schemas.microsoft.com/office/drawing/2016/5/13/chartex" xmlns:cx8="http://schemas.microsoft.com/office/drawing/2016/5/14/chartex" xmlns:mc="http://schemas.openxmlformats.org/markup-compatibility/2006" xmlns:aink="http://schemas.microsoft.com/office/drawing/2016/ink" xmlns:am3d="http://schemas.microsoft.com/office/drawing/2017/model3d" xmlns:o="urn:schemas-microsoft-com:office:office" xmlns:oel="http://schemas.microsoft.com/office/2019/extlst" xmlns:r="http://schemas.openxmlformats.org/officeDocument/2006/relationships" xmlns:m="http://schemas.openxmlformats.org/officeDocument/2006/math" xmlns:v="urn:schemas-microsoft-com:vml" xmlns:wp14="http://schemas.microsoft.com/office/word/2010/wordprocessingDrawing" xmlns:wp="http://schemas.openxmlformats.org/drawingml/2006/wordprocessingDrawing" xmlns:w10="urn:schemas-microsoft-com:office:word" xmlns:w="http://schemas.openxmlformats.org/wordprocessingml/2006/main" xmlns:w14="http://schemas.microsoft.com/office/word/2010/wordml" xmlns:w15="http://schemas.microsoft.com/office/word/2012/wordml" xmlns:w16cex="http://schemas.microsoft.com/office/word/2018/wordml/cex" xmlns:w16cid="http://schemas.microsoft.com/office/word/2016/wordml/cid" xmlns:w16="http://schemas.microsoft.com/office/word/2018/wordml" xmlns:w16du="http://schemas.microsoft.com/office/word/2023/wordml/word16du" xmlns:w16sdtdh="http://schemas.microsoft.com/office/word/2020/wordml/sdtdatahash" xmlns:w16sdtfl="http://schemas.microsoft.com/office/word/2024/wordml/sdtformatlock" xmlns:w16se="http://schemas.microsoft.com/office/word/2015/wordml/symex" xmlns:wpg="http://schemas.microsoft.com/office/word/2010/wordprocessingGroup" xmlns:wpi="http://schemas.microsoft.com/office/word/2010/wordprocessingInk" xmlns:wne="http://schemas.microsoft.com/office/word/2006/wordml" xmlns:wps="http://schemas.microsoft.com/office/word/2010/wordprocessingShape" mc:Ignorable="w14 w15 w16se w16cid w16 w16cex w16sdtdh w16sdtfl w16du wp14">
   <w:p>
     <w:pPr>
       <w:pBdr>
@@ -38536,7 +39386,7 @@
 </file>
 
 <file path=word/footer2.xml><?xml version="1.0" encoding="utf-8"?>
-<w:ftr xmlns:wpc="http://schemas.microsoft.com/office/word/2010/wordprocessingCanvas" xmlns:cx="http://schemas.microsoft.com/office/drawing/2014/chartex" xmlns:cx1="http://schemas.microsoft.com/office/drawing/2015/9/8/chartex" xmlns:cx2="http://schemas.microsoft.com/office/drawing/2015/10/21/chartex" xmlns:cx3="http://schemas.microsoft.com/office/drawing/2016/5/9/chartex" xmlns:cx4="http://schemas.microsoft.com/office/drawing/2016/5/10/chartex" xmlns:cx5="http://schemas.microsoft.com/office/drawing/2016/5/11/chartex" xmlns:cx6="http://schemas.microsoft.com/office/drawing/2016/5/12/chartex" xmlns:cx7="http://schemas.microsoft.com/office/drawing/2016/5/13/chartex" xmlns:cx8="http://schemas.microsoft.com/office/drawing/2016/5/14/chartex" xmlns:mc="http://schemas.openxmlformats.org/markup-compatibility/2006" xmlns:aink="http://schemas.microsoft.com/office/drawing/2016/ink" xmlns:am3d="http://schemas.microsoft.com/office/drawing/2017/model3d" xmlns:o="urn:schemas-microsoft-com:office:office" xmlns:oel="http://schemas.microsoft.com/office/2019/extlst" xmlns:r="http://schemas.openxmlformats.org/officeDocument/2006/relationships" xmlns:m="http://schemas.openxmlformats.org/officeDocument/2006/math" xmlns:v="urn:schemas-microsoft-com:vml" xmlns:wp14="http://schemas.microsoft.com/office/word/2010/wordprocessingDrawing" xmlns:wp="http://schemas.openxmlformats.org/drawingml/2006/wordprocessingDrawing" xmlns:w10="urn:schemas-microsoft-com:office:word" xmlns:w="http://schemas.openxmlformats.org/wordprocessingml/2006/main" xmlns:w14="http://schemas.microsoft.com/office/word/2010/wordml" xmlns:w15="http://schemas.microsoft.com/office/word/2012/wordml" xmlns:w16cex="http://schemas.microsoft.com/office/word/2018/wordml/cex" xmlns:w16cid="http://schemas.microsoft.com/office/word/2016/wordml/cid" xmlns:w16="http://schemas.microsoft.com/office/word/2018/wordml" xmlns:w16sdtdh="http://schemas.microsoft.com/office/word/2020/wordml/sdtdatahash" xmlns:w16se="http://schemas.microsoft.com/office/word/2015/wordml/symex" xmlns:wpg="http://schemas.microsoft.com/office/word/2010/wordprocessingGroup" xmlns:wpi="http://schemas.microsoft.com/office/word/2010/wordprocessingInk" xmlns:wne="http://schemas.microsoft.com/office/word/2006/wordml" xmlns:wps="http://schemas.microsoft.com/office/word/2010/wordprocessingShape" mc:Ignorable="w14 w15 w16se w16cid w16 w16cex w16sdtdh wp14">
+<w:ftr xmlns:wpc="http://schemas.microsoft.com/office/word/2010/wordprocessingCanvas" xmlns:cx="http://schemas.microsoft.com/office/drawing/2014/chartex" xmlns:cx1="http://schemas.microsoft.com/office/drawing/2015/9/8/chartex" xmlns:cx2="http://schemas.microsoft.com/office/drawing/2015/10/21/chartex" xmlns:cx3="http://schemas.microsoft.com/office/drawing/2016/5/9/chartex" xmlns:cx4="http://schemas.microsoft.com/office/drawing/2016/5/10/chartex" xmlns:cx5="http://schemas.microsoft.com/office/drawing/2016/5/11/chartex" xmlns:cx6="http://schemas.microsoft.com/office/drawing/2016/5/12/chartex" xmlns:cx7="http://schemas.microsoft.com/office/drawing/2016/5/13/chartex" xmlns:cx8="http://schemas.microsoft.com/office/drawing/2016/5/14/chartex" xmlns:mc="http://schemas.openxmlformats.org/markup-compatibility/2006" xmlns:aink="http://schemas.microsoft.com/office/drawing/2016/ink" xmlns:am3d="http://schemas.microsoft.com/office/drawing/2017/model3d" xmlns:o="urn:schemas-microsoft-com:office:office" xmlns:oel="http://schemas.microsoft.com/office/2019/extlst" xmlns:r="http://schemas.openxmlformats.org/officeDocument/2006/relationships" xmlns:m="http://schemas.openxmlformats.org/officeDocument/2006/math" xmlns:v="urn:schemas-microsoft-com:vml" xmlns:wp14="http://schemas.microsoft.com/office/word/2010/wordprocessingDrawing" xmlns:wp="http://schemas.openxmlformats.org/drawingml/2006/wordprocessingDrawing" xmlns:w10="urn:schemas-microsoft-com:office:word" xmlns:w="http://schemas.openxmlformats.org/wordprocessingml/2006/main" xmlns:w14="http://schemas.microsoft.com/office/word/2010/wordml" xmlns:w15="http://schemas.microsoft.com/office/word/2012/wordml" xmlns:w16cex="http://schemas.microsoft.com/office/word/2018/wordml/cex" xmlns:w16cid="http://schemas.microsoft.com/office/word/2016/wordml/cid" xmlns:w16="http://schemas.microsoft.com/office/word/2018/wordml" xmlns:w16du="http://schemas.microsoft.com/office/word/2023/wordml/word16du" xmlns:w16sdtdh="http://schemas.microsoft.com/office/word/2020/wordml/sdtdatahash" xmlns:w16sdtfl="http://schemas.microsoft.com/office/word/2024/wordml/sdtformatlock" xmlns:w16se="http://schemas.microsoft.com/office/word/2015/wordml/symex" xmlns:wpg="http://schemas.microsoft.com/office/word/2010/wordprocessingGroup" xmlns:wpi="http://schemas.microsoft.com/office/word/2010/wordprocessingInk" xmlns:wne="http://schemas.microsoft.com/office/word/2006/wordml" xmlns:wps="http://schemas.microsoft.com/office/word/2010/wordprocessingShape" mc:Ignorable="w14 w15 w16se w16cid w16 w16cex w16sdtdh w16sdtfl w16du wp14">
   <w:p>
     <w:pPr>
       <w:pBdr>
@@ -38756,7 +39606,7 @@
 </file>
 
 <file path=word/footnotes.xml><?xml version="1.0" encoding="utf-8"?>
-<w:footnotes xmlns:wpc="http://schemas.microsoft.com/office/word/2010/wordprocessingCanvas" xmlns:cx="http://schemas.microsoft.com/office/drawing/2014/chartex" xmlns:cx1="http://schemas.microsoft.com/office/drawing/2015/9/8/chartex" xmlns:cx2="http://schemas.microsoft.com/office/drawing/2015/10/21/chartex" xmlns:cx3="http://schemas.microsoft.com/office/drawing/2016/5/9/chartex" xmlns:cx4="http://schemas.microsoft.com/office/drawing/2016/5/10/chartex" xmlns:cx5="http://schemas.microsoft.com/office/drawing/2016/5/11/chartex" xmlns:cx6="http://schemas.microsoft.com/office/drawing/2016/5/12/chartex" xmlns:cx7="http://schemas.microsoft.com/office/drawing/2016/5/13/chartex" xmlns:cx8="http://schemas.microsoft.com/office/drawing/2016/5/14/chartex" xmlns:mc="http://schemas.openxmlformats.org/markup-compatibility/2006" xmlns:aink="http://schemas.microsoft.com/office/drawing/2016/ink" xmlns:am3d="http://schemas.microsoft.com/office/drawing/2017/model3d" xmlns:o="urn:schemas-microsoft-com:office:office" xmlns:oel="http://schemas.microsoft.com/office/2019/extlst" xmlns:r="http://schemas.openxmlformats.org/officeDocument/2006/relationships" xmlns:m="http://schemas.openxmlformats.org/officeDocument/2006/math" xmlns:v="urn:schemas-microsoft-com:vml" xmlns:wp14="http://schemas.microsoft.com/office/word/2010/wordprocessingDrawing" xmlns:wp="http://schemas.openxmlformats.org/drawingml/2006/wordprocessingDrawing" xmlns:w10="urn:schemas-microsoft-com:office:word" xmlns:w="http://schemas.openxmlformats.org/wordprocessingml/2006/main" xmlns:w14="http://schemas.microsoft.com/office/word/2010/wordml" xmlns:w15="http://schemas.microsoft.com/office/word/2012/wordml" xmlns:w16cex="http://schemas.microsoft.com/office/word/2018/wordml/cex" xmlns:w16cid="http://schemas.microsoft.com/office/word/2016/wordml/cid" xmlns:w16="http://schemas.microsoft.com/office/word/2018/wordml" xmlns:w16sdtdh="http://schemas.microsoft.com/office/word/2020/wordml/sdtdatahash" xmlns:w16se="http://schemas.microsoft.com/office/word/2015/wordml/symex" xmlns:wpg="http://schemas.microsoft.com/office/word/2010/wordprocessingGroup" xmlns:wpi="http://schemas.microsoft.com/office/word/2010/wordprocessingInk" xmlns:wne="http://schemas.microsoft.com/office/word/2006/wordml" xmlns:wps="http://schemas.microsoft.com/office/word/2010/wordprocessingShape" mc:Ignorable="w14 w15 w16se w16cid w16 w16cex w16sdtdh wp14">
+<w:footnotes xmlns:wpc="http://schemas.microsoft.com/office/word/2010/wordprocessingCanvas" xmlns:cx="http://schemas.microsoft.com/office/drawing/2014/chartex" xmlns:cx1="http://schemas.microsoft.com/office/drawing/2015/9/8/chartex" xmlns:cx2="http://schemas.microsoft.com/office/drawing/2015/10/21/chartex" xmlns:cx3="http://schemas.microsoft.com/office/drawing/2016/5/9/chartex" xmlns:cx4="http://schemas.microsoft.com/office/drawing/2016/5/10/chartex" xmlns:cx5="http://schemas.microsoft.com/office/drawing/2016/5/11/chartex" xmlns:cx6="http://schemas.microsoft.com/office/drawing/2016/5/12/chartex" xmlns:cx7="http://schemas.microsoft.com/office/drawing/2016/5/13/chartex" xmlns:cx8="http://schemas.microsoft.com/office/drawing/2016/5/14/chartex" xmlns:mc="http://schemas.openxmlformats.org/markup-compatibility/2006" xmlns:aink="http://schemas.microsoft.com/office/drawing/2016/ink" xmlns:am3d="http://schemas.microsoft.com/office/drawing/2017/model3d" xmlns:o="urn:schemas-microsoft-com:office:office" xmlns:oel="http://schemas.microsoft.com/office/2019/extlst" xmlns:r="http://schemas.openxmlformats.org/officeDocument/2006/relationships" xmlns:m="http://schemas.openxmlformats.org/officeDocument/2006/math" xmlns:v="urn:schemas-microsoft-com:vml" xmlns:wp14="http://schemas.microsoft.com/office/word/2010/wordprocessingDrawing" xmlns:wp="http://schemas.openxmlformats.org/drawingml/2006/wordprocessingDrawing" xmlns:w10="urn:schemas-microsoft-com:office:word" xmlns:w="http://schemas.openxmlformats.org/wordprocessingml/2006/main" xmlns:w14="http://schemas.microsoft.com/office/word/2010/wordml" xmlns:w15="http://schemas.microsoft.com/office/word/2012/wordml" xmlns:w16cex="http://schemas.microsoft.com/office/word/2018/wordml/cex" xmlns:w16cid="http://schemas.microsoft.com/office/word/2016/wordml/cid" xmlns:w16="http://schemas.microsoft.com/office/word/2018/wordml" xmlns:w16du="http://schemas.microsoft.com/office/word/2023/wordml/word16du" xmlns:w16sdtdh="http://schemas.microsoft.com/office/word/2020/wordml/sdtdatahash" xmlns:w16sdtfl="http://schemas.microsoft.com/office/word/2024/wordml/sdtformatlock" xmlns:w16se="http://schemas.microsoft.com/office/word/2015/wordml/symex" xmlns:wpg="http://schemas.microsoft.com/office/word/2010/wordprocessingGroup" xmlns:wpi="http://schemas.microsoft.com/office/word/2010/wordprocessingInk" xmlns:wne="http://schemas.microsoft.com/office/word/2006/wordml" xmlns:wps="http://schemas.microsoft.com/office/word/2010/wordprocessingShape" mc:Ignorable="w14 w15 w16se w16cid w16 w16cex w16sdtdh w16sdtfl w16du wp14">
   <w:footnote w:type="separator" w:id="-1">
     <w:p>
       <w:pPr>
@@ -38781,7 +39631,7 @@
 </file>
 
 <file path=word/header1.xml><?xml version="1.0" encoding="utf-8"?>
-<w:hdr xmlns:wpc="http://schemas.microsoft.com/office/word/2010/wordprocessingCanvas" xmlns:cx="http://schemas.microsoft.com/office/drawing/2014/chartex" xmlns:cx1="http://schemas.microsoft.com/office/drawing/2015/9/8/chartex" xmlns:cx2="http://schemas.microsoft.com/office/drawing/2015/10/21/chartex" xmlns:cx3="http://schemas.microsoft.com/office/drawing/2016/5/9/chartex" xmlns:cx4="http://schemas.microsoft.com/office/drawing/2016/5/10/chartex" xmlns:cx5="http://schemas.microsoft.com/office/drawing/2016/5/11/chartex" xmlns:cx6="http://schemas.microsoft.com/office/drawing/2016/5/12/chartex" xmlns:cx7="http://schemas.microsoft.com/office/drawing/2016/5/13/chartex" xmlns:cx8="http://schemas.microsoft.com/office/drawing/2016/5/14/chartex" xmlns:mc="http://schemas.openxmlformats.org/markup-compatibility/2006" xmlns:aink="http://schemas.microsoft.com/office/drawing/2016/ink" xmlns:am3d="http://schemas.microsoft.com/office/drawing/2017/model3d" xmlns:o="urn:schemas-microsoft-com:office:office" xmlns:oel="http://schemas.microsoft.com/office/2019/extlst" xmlns:r="http://schemas.openxmlformats.org/officeDocument/2006/relationships" xmlns:m="http://schemas.openxmlformats.org/officeDocument/2006/math" xmlns:v="urn:schemas-microsoft-com:vml" xmlns:wp14="http://schemas.microsoft.com/office/word/2010/wordprocessingDrawing" xmlns:wp="http://schemas.openxmlformats.org/drawingml/2006/wordprocessingDrawing" xmlns:w10="urn:schemas-microsoft-com:office:word" xmlns:w="http://schemas.openxmlformats.org/wordprocessingml/2006/main" xmlns:w14="http://schemas.microsoft.com/office/word/2010/wordml" xmlns:w15="http://schemas.microsoft.com/office/word/2012/wordml" xmlns:w16cex="http://schemas.microsoft.com/office/word/2018/wordml/cex" xmlns:w16cid="http://schemas.microsoft.com/office/word/2016/wordml/cid" xmlns:w16="http://schemas.microsoft.com/office/word/2018/wordml" xmlns:w16sdtdh="http://schemas.microsoft.com/office/word/2020/wordml/sdtdatahash" xmlns:w16se="http://schemas.microsoft.com/office/word/2015/wordml/symex" xmlns:wpg="http://schemas.microsoft.com/office/word/2010/wordprocessingGroup" xmlns:wpi="http://schemas.microsoft.com/office/word/2010/wordprocessingInk" xmlns:wne="http://schemas.microsoft.com/office/word/2006/wordml" xmlns:wps="http://schemas.microsoft.com/office/word/2010/wordprocessingShape" mc:Ignorable="w14 w15 w16se w16cid w16 w16cex w16sdtdh wp14">
+<w:hdr xmlns:wpc="http://schemas.microsoft.com/office/word/2010/wordprocessingCanvas" xmlns:cx="http://schemas.microsoft.com/office/drawing/2014/chartex" xmlns:cx1="http://schemas.microsoft.com/office/drawing/2015/9/8/chartex" xmlns:cx2="http://schemas.microsoft.com/office/drawing/2015/10/21/chartex" xmlns:cx3="http://schemas.microsoft.com/office/drawing/2016/5/9/chartex" xmlns:cx4="http://schemas.microsoft.com/office/drawing/2016/5/10/chartex" xmlns:cx5="http://schemas.microsoft.com/office/drawing/2016/5/11/chartex" xmlns:cx6="http://schemas.microsoft.com/office/drawing/2016/5/12/chartex" xmlns:cx7="http://schemas.microsoft.com/office/drawing/2016/5/13/chartex" xmlns:cx8="http://schemas.microsoft.com/office/drawing/2016/5/14/chartex" xmlns:mc="http://schemas.openxmlformats.org/markup-compatibility/2006" xmlns:aink="http://schemas.microsoft.com/office/drawing/2016/ink" xmlns:am3d="http://schemas.microsoft.com/office/drawing/2017/model3d" xmlns:o="urn:schemas-microsoft-com:office:office" xmlns:oel="http://schemas.microsoft.com/office/2019/extlst" xmlns:r="http://schemas.openxmlformats.org/officeDocument/2006/relationships" xmlns:m="http://schemas.openxmlformats.org/officeDocument/2006/math" xmlns:v="urn:schemas-microsoft-com:vml" xmlns:wp14="http://schemas.microsoft.com/office/word/2010/wordprocessingDrawing" xmlns:wp="http://schemas.openxmlformats.org/drawingml/2006/wordprocessingDrawing" xmlns:w10="urn:schemas-microsoft-com:office:word" xmlns:w="http://schemas.openxmlformats.org/wordprocessingml/2006/main" xmlns:w14="http://schemas.microsoft.com/office/word/2010/wordml" xmlns:w15="http://schemas.microsoft.com/office/word/2012/wordml" xmlns:w16cex="http://schemas.microsoft.com/office/word/2018/wordml/cex" xmlns:w16cid="http://schemas.microsoft.com/office/word/2016/wordml/cid" xmlns:w16="http://schemas.microsoft.com/office/word/2018/wordml" xmlns:w16du="http://schemas.microsoft.com/office/word/2023/wordml/word16du" xmlns:w16sdtdh="http://schemas.microsoft.com/office/word/2020/wordml/sdtdatahash" xmlns:w16sdtfl="http://schemas.microsoft.com/office/word/2024/wordml/sdtformatlock" xmlns:w16se="http://schemas.microsoft.com/office/word/2015/wordml/symex" xmlns:wpg="http://schemas.microsoft.com/office/word/2010/wordprocessingGroup" xmlns:wpi="http://schemas.microsoft.com/office/word/2010/wordprocessingInk" xmlns:wne="http://schemas.microsoft.com/office/word/2006/wordml" xmlns:wps="http://schemas.microsoft.com/office/word/2010/wordprocessingShape" mc:Ignorable="w14 w15 w16se w16cid w16 w16cex w16sdtdh w16sdtfl w16du wp14">
   <w:p>
     <w:pPr>
       <w:pStyle w:val="Header"/>
@@ -38802,7 +39652,7 @@
 </file>
 
 <file path=word/header2.xml><?xml version="1.0" encoding="utf-8"?>
-<w:hdr xmlns:wpc="http://schemas.microsoft.com/office/word/2010/wordprocessingCanvas" xmlns:cx="http://schemas.microsoft.com/office/drawing/2014/chartex" xmlns:cx1="http://schemas.microsoft.com/office/drawing/2015/9/8/chartex" xmlns:cx2="http://schemas.microsoft.com/office/drawing/2015/10/21/chartex" xmlns:cx3="http://schemas.microsoft.com/office/drawing/2016/5/9/chartex" xmlns:cx4="http://schemas.microsoft.com/office/drawing/2016/5/10/chartex" xmlns:cx5="http://schemas.microsoft.com/office/drawing/2016/5/11/chartex" xmlns:cx6="http://schemas.microsoft.com/office/drawing/2016/5/12/chartex" xmlns:cx7="http://schemas.microsoft.com/office/drawing/2016/5/13/chartex" xmlns:cx8="http://schemas.microsoft.com/office/drawing/2016/5/14/chartex" xmlns:mc="http://schemas.openxmlformats.org/markup-compatibility/2006" xmlns:aink="http://schemas.microsoft.com/office/drawing/2016/ink" xmlns:am3d="http://schemas.microsoft.com/office/drawing/2017/model3d" xmlns:o="urn:schemas-microsoft-com:office:office" xmlns:oel="http://schemas.microsoft.com/office/2019/extlst" xmlns:r="http://schemas.openxmlformats.org/officeDocument/2006/relationships" xmlns:m="http://schemas.openxmlformats.org/officeDocument/2006/math" xmlns:v="urn:schemas-microsoft-com:vml" xmlns:wp14="http://schemas.microsoft.com/office/word/2010/wordprocessingDrawing" xmlns:wp="http://schemas.openxmlformats.org/drawingml/2006/wordprocessingDrawing" xmlns:w10="urn:schemas-microsoft-com:office:word" xmlns:w="http://schemas.openxmlformats.org/wordprocessingml/2006/main" xmlns:w14="http://schemas.microsoft.com/office/word/2010/wordml" xmlns:w15="http://schemas.microsoft.com/office/word/2012/wordml" xmlns:w16cex="http://schemas.microsoft.com/office/word/2018/wordml/cex" xmlns:w16cid="http://schemas.microsoft.com/office/word/2016/wordml/cid" xmlns:w16="http://schemas.microsoft.com/office/word/2018/wordml" xmlns:w16sdtdh="http://schemas.microsoft.com/office/word/2020/wordml/sdtdatahash" xmlns:w16se="http://schemas.microsoft.com/office/word/2015/wordml/symex" xmlns:wpg="http://schemas.microsoft.com/office/word/2010/wordprocessingGroup" xmlns:wpi="http://schemas.microsoft.com/office/word/2010/wordprocessingInk" xmlns:wne="http://schemas.microsoft.com/office/word/2006/wordml" xmlns:wps="http://schemas.microsoft.com/office/word/2010/wordprocessingShape" mc:Ignorable="w14 w15 w16se w16cid w16 w16cex w16sdtdh wp14">
+<w:hdr xmlns:wpc="http://schemas.microsoft.com/office/word/2010/wordprocessingCanvas" xmlns:cx="http://schemas.microsoft.com/office/drawing/2014/chartex" xmlns:cx1="http://schemas.microsoft.com/office/drawing/2015/9/8/chartex" xmlns:cx2="http://schemas.microsoft.com/office/drawing/2015/10/21/chartex" xmlns:cx3="http://schemas.microsoft.com/office/drawing/2016/5/9/chartex" xmlns:cx4="http://schemas.microsoft.com/office/drawing/2016/5/10/chartex" xmlns:cx5="http://schemas.microsoft.com/office/drawing/2016/5/11/chartex" xmlns:cx6="http://schemas.microsoft.com/office/drawing/2016/5/12/chartex" xmlns:cx7="http://schemas.microsoft.com/office/drawing/2016/5/13/chartex" xmlns:cx8="http://schemas.microsoft.com/office/drawing/2016/5/14/chartex" xmlns:mc="http://schemas.openxmlformats.org/markup-compatibility/2006" xmlns:aink="http://schemas.microsoft.com/office/drawing/2016/ink" xmlns:am3d="http://schemas.microsoft.com/office/drawing/2017/model3d" xmlns:o="urn:schemas-microsoft-com:office:office" xmlns:oel="http://schemas.microsoft.com/office/2019/extlst" xmlns:r="http://schemas.openxmlformats.org/officeDocument/2006/relationships" xmlns:m="http://schemas.openxmlformats.org/officeDocument/2006/math" xmlns:v="urn:schemas-microsoft-com:vml" xmlns:wp14="http://schemas.microsoft.com/office/word/2010/wordprocessingDrawing" xmlns:wp="http://schemas.openxmlformats.org/drawingml/2006/wordprocessingDrawing" xmlns:w10="urn:schemas-microsoft-com:office:word" xmlns:w="http://schemas.openxmlformats.org/wordprocessingml/2006/main" xmlns:w14="http://schemas.microsoft.com/office/word/2010/wordml" xmlns:w15="http://schemas.microsoft.com/office/word/2012/wordml" xmlns:w16cex="http://schemas.microsoft.com/office/word/2018/wordml/cex" xmlns:w16cid="http://schemas.microsoft.com/office/word/2016/wordml/cid" xmlns:w16="http://schemas.microsoft.com/office/word/2018/wordml" xmlns:w16du="http://schemas.microsoft.com/office/word/2023/wordml/word16du" xmlns:w16sdtdh="http://schemas.microsoft.com/office/word/2020/wordml/sdtdatahash" xmlns:w16sdtfl="http://schemas.microsoft.com/office/word/2024/wordml/sdtformatlock" xmlns:w16se="http://schemas.microsoft.com/office/word/2015/wordml/symex" xmlns:wpg="http://schemas.microsoft.com/office/word/2010/wordprocessingGroup" xmlns:wpi="http://schemas.microsoft.com/office/word/2010/wordprocessingInk" xmlns:wne="http://schemas.microsoft.com/office/word/2006/wordml" xmlns:wps="http://schemas.microsoft.com/office/word/2010/wordprocessingShape" mc:Ignorable="w14 w15 w16se w16cid w16 w16cex w16sdtdh w16sdtfl w16du wp14">
   <w:p>
     <w:pPr>
       <w:pStyle w:val="Header"/>
@@ -38815,7 +39665,7 @@
 </file>
 
 <file path=word/styles.xml><?xml version="1.0" encoding="utf-8"?>
-<w:styles xmlns:mc="http://schemas.openxmlformats.org/markup-compatibility/2006" xmlns:r="http://schemas.openxmlformats.org/officeDocument/2006/relationships" xmlns:w="http://schemas.openxmlformats.org/wordprocessingml/2006/main" xmlns:w14="http://schemas.microsoft.com/office/word/2010/wordml" xmlns:w15="http://schemas.microsoft.com/office/word/2012/wordml" xmlns:w16cex="http://schemas.microsoft.com/office/word/2018/wordml/cex" xmlns:w16cid="http://schemas.microsoft.com/office/word/2016/wordml/cid" xmlns:w16="http://schemas.microsoft.com/office/word/2018/wordml" xmlns:w16sdtdh="http://schemas.microsoft.com/office/word/2020/wordml/sdtdatahash" xmlns:w16se="http://schemas.microsoft.com/office/word/2015/wordml/symex" mc:Ignorable="w14 w15 w16se w16cid w16 w16cex w16sdtdh">
+<w:styles xmlns:mc="http://schemas.openxmlformats.org/markup-compatibility/2006" xmlns:r="http://schemas.openxmlformats.org/officeDocument/2006/relationships" xmlns:w="http://schemas.openxmlformats.org/wordprocessingml/2006/main" xmlns:w14="http://schemas.microsoft.com/office/word/2010/wordml" xmlns:w15="http://schemas.microsoft.com/office/word/2012/wordml" xmlns:w16cex="http://schemas.microsoft.com/office/word/2018/wordml/cex" xmlns:w16cid="http://schemas.microsoft.com/office/word/2016/wordml/cid" xmlns:w16="http://schemas.microsoft.com/office/word/2018/wordml" xmlns:w16du="http://schemas.microsoft.com/office/word/2023/wordml/word16du" xmlns:w16sdtdh="http://schemas.microsoft.com/office/word/2020/wordml/sdtdatahash" xmlns:w16sdtfl="http://schemas.microsoft.com/office/word/2024/wordml/sdtformatlock" xmlns:w16se="http://schemas.microsoft.com/office/word/2015/wordml/symex" mc:Ignorable="w14 w15 w16se w16cid w16 w16cex w16sdtdh w16sdtfl w16du">
   <w:docDefaults>
     <w:rPrDefault>
       <w:rPr>

--- a/TS Jatai Ghanam Project/TS 1.6/TS 1.6 Jatai Tamil Corrections.docx
+++ b/TS Jatai Ghanam Project/TS 1.6/TS 1.6 Jatai Tamil Corrections.docx
@@ -62,17 +62,7 @@
           <w:szCs w:val="32"/>
           <w:u w:val="single"/>
         </w:rPr>
-        <w:t xml:space="preserve"> </w:t>
-      </w:r>
-      <w:r>
-        <w:rPr>
-          <w:b/>
-          <w:bCs/>
-          <w:sz w:val="32"/>
-          <w:szCs w:val="32"/>
-          <w:u w:val="single"/>
-        </w:rPr>
-        <w:t xml:space="preserve">Corrections – Observed till </w:t>
+        <w:t xml:space="preserve"> Corrections – Observed till </w:t>
       </w:r>
       <w:r>
         <w:rPr>
@@ -803,6 +793,673 @@
               </w:rPr>
               <w:t xml:space="preserve">| </w:t>
             </w:r>
+          </w:p>
+        </w:tc>
+      </w:tr>
+      <w:tr>
+        <w:trPr>
+          <w:trHeight w:val="1399"/>
+        </w:trPr>
+        <w:tc>
+          <w:tcPr>
+            <w:tcW w:w="7308" w:type="dxa"/>
+          </w:tcPr>
+          <w:p>
+            <w:pPr>
+              <w:autoSpaceDE w:val="0"/>
+              <w:autoSpaceDN w:val="0"/>
+              <w:adjustRightInd w:val="0"/>
+              <w:spacing w:before="0" w:line="240" w:lineRule="auto"/>
+              <w:rPr>
+                <w:rFonts w:ascii="Latha" w:hAnsi="Latha" w:cs="Latha"/>
+                <w:szCs w:val="28"/>
+                <w:lang w:bidi="ta-IN"/>
+              </w:rPr>
+            </w:pPr>
+            <w:r>
+              <w:rPr>
+                <w:rFonts w:ascii="Latha" w:hAnsi="Latha" w:cs="Latha"/>
+                <w:b/>
+                <w:bCs/>
+                <w:szCs w:val="28"/>
+                <w:cs/>
+                <w:lang w:bidi="ta-IN"/>
+              </w:rPr>
+              <w:t>26</w:t>
+            </w:r>
+            <w:r>
+              <w:rPr>
+                <w:rFonts w:ascii="Latha" w:hAnsi="Latha" w:cs="Latha"/>
+                <w:b/>
+                <w:bCs/>
+                <w:szCs w:val="28"/>
+                <w:lang w:bidi="ta-IN"/>
+              </w:rPr>
+              <w:t>)</w:t>
+            </w:r>
+            <w:r>
+              <w:rPr>
+                <w:rFonts w:ascii="Latha" w:hAnsi="Latha" w:cs="Latha"/>
+                <w:szCs w:val="28"/>
+                <w:lang w:bidi="ta-IN"/>
+              </w:rPr>
+              <w:tab/>
+            </w:r>
+            <w:r>
+              <w:rPr>
+                <w:rFonts w:ascii="Latha" w:hAnsi="Latha" w:cs="Latha"/>
+                <w:b/>
+                <w:bCs/>
+                <w:szCs w:val="28"/>
+                <w:cs/>
+                <w:lang w:bidi="ta-IN"/>
+              </w:rPr>
+              <w:t>1</w:t>
+            </w:r>
+            <w:r>
+              <w:rPr>
+                <w:rFonts w:ascii="Latha" w:hAnsi="Latha" w:cs="Latha"/>
+                <w:b/>
+                <w:bCs/>
+                <w:szCs w:val="28"/>
+                <w:lang w:bidi="ta-IN"/>
+              </w:rPr>
+              <w:t>.</w:t>
+            </w:r>
+            <w:r>
+              <w:rPr>
+                <w:rFonts w:ascii="Latha" w:hAnsi="Latha" w:cs="Latha"/>
+                <w:b/>
+                <w:bCs/>
+                <w:szCs w:val="28"/>
+                <w:cs/>
+                <w:lang w:bidi="ta-IN"/>
+              </w:rPr>
+              <w:t>6</w:t>
+            </w:r>
+            <w:r>
+              <w:rPr>
+                <w:rFonts w:ascii="Latha" w:hAnsi="Latha" w:cs="Latha"/>
+                <w:b/>
+                <w:bCs/>
+                <w:szCs w:val="28"/>
+                <w:lang w:bidi="ta-IN"/>
+              </w:rPr>
+              <w:t>.</w:t>
+            </w:r>
+            <w:r>
+              <w:rPr>
+                <w:rFonts w:ascii="Latha" w:hAnsi="Latha" w:cs="Latha"/>
+                <w:b/>
+                <w:bCs/>
+                <w:szCs w:val="28"/>
+                <w:cs/>
+                <w:lang w:bidi="ta-IN"/>
+              </w:rPr>
+              <w:t>8</w:t>
+            </w:r>
+            <w:r>
+              <w:rPr>
+                <w:rFonts w:ascii="Latha" w:hAnsi="Latha" w:cs="Latha"/>
+                <w:b/>
+                <w:bCs/>
+                <w:szCs w:val="28"/>
+                <w:lang w:bidi="ta-IN"/>
+              </w:rPr>
+              <w:t>.4</w:t>
+            </w:r>
+            <w:r>
+              <w:rPr>
+                <w:rFonts w:ascii="Latha" w:hAnsi="Latha" w:cs="Latha"/>
+                <w:b/>
+                <w:bCs/>
+                <w:szCs w:val="28"/>
+                <w:lang w:bidi="ta-IN"/>
+              </w:rPr>
+              <w:t>(</w:t>
+            </w:r>
+            <w:r>
+              <w:rPr>
+                <w:rFonts w:ascii="Latha" w:hAnsi="Latha" w:cs="Latha"/>
+                <w:b/>
+                <w:bCs/>
+                <w:szCs w:val="28"/>
+                <w:cs/>
+                <w:lang w:bidi="ta-IN"/>
+              </w:rPr>
+              <w:t>24)</w:t>
+            </w:r>
+            <w:r>
+              <w:rPr>
+                <w:rFonts w:ascii="Latha" w:hAnsi="Latha" w:cs="Latha"/>
+                <w:szCs w:val="28"/>
+                <w:lang w:bidi="ta-IN"/>
+              </w:rPr>
+              <w:t xml:space="preserve">-  </w:t>
+            </w:r>
+            <w:r>
+              <w:rPr>
+                <w:rFonts w:ascii="Latha" w:hAnsi="Latha" w:cs="Latha"/>
+                <w:szCs w:val="28"/>
+                <w:cs/>
+                <w:lang w:bidi="ta-IN"/>
+              </w:rPr>
+              <w:t>அதோ</w:t>
+            </w:r>
+            <w:r>
+              <w:rPr>
+                <w:rFonts w:ascii="BRH Tamil Tab Extra" w:hAnsi="BRH Tamil Tab Extra" w:cs="Latha"/>
+                <w:b/>
+                <w:bCs/>
+                <w:sz w:val="32"/>
+                <w:szCs w:val="32"/>
+                <w:lang w:bidi="ta-IN"/>
+              </w:rPr>
+              <w:t>‡</w:t>
+            </w:r>
+            <w:r>
+              <w:rPr>
+                <w:rFonts w:ascii="Latha" w:hAnsi="Latha" w:cs="Latha"/>
+                <w:b/>
+                <w:bCs/>
+                <w:position w:val="-12"/>
+                <w:szCs w:val="28"/>
+                <w:cs/>
+                <w:lang w:bidi="ta-IN"/>
+              </w:rPr>
+              <w:t>2</w:t>
+            </w:r>
+            <w:r>
+              <w:rPr>
+                <w:rFonts w:ascii="Latha" w:hAnsi="Latha" w:cs="Latha"/>
+                <w:szCs w:val="28"/>
+                <w:cs/>
+                <w:lang w:bidi="ta-IN"/>
+              </w:rPr>
+              <w:t xml:space="preserve"> </w:t>
+            </w:r>
+            <w:r>
+              <w:rPr>
+                <w:rFonts w:ascii="Latha" w:hAnsi="Latha" w:cs="Latha"/>
+                <w:szCs w:val="28"/>
+                <w:lang w:bidi="ta-IN"/>
+              </w:rPr>
+              <w:t>|</w:t>
+            </w:r>
+          </w:p>
+          <w:p>
+            <w:pPr>
+              <w:autoSpaceDE w:val="0"/>
+              <w:autoSpaceDN w:val="0"/>
+              <w:adjustRightInd w:val="0"/>
+              <w:spacing w:before="0" w:line="240" w:lineRule="auto"/>
+              <w:rPr>
+                <w:rFonts w:cs="BRH Malayalam Extra"/>
+                <w:color w:val="000000"/>
+                <w:szCs w:val="40"/>
+                <w:lang w:val="it-IT"/>
+              </w:rPr>
+            </w:pPr>
+            <w:r>
+              <w:rPr>
+                <w:rFonts w:ascii="Latha" w:hAnsi="Latha" w:cs="Latha"/>
+                <w:szCs w:val="28"/>
+                <w:cs/>
+                <w:lang w:bidi="ta-IN"/>
+              </w:rPr>
+              <w:t>அதோ</w:t>
+            </w:r>
+            <w:r>
+              <w:rPr>
+                <w:rFonts w:ascii="BRH Tamil Tab Extra" w:hAnsi="BRH Tamil Tab Extra" w:cs="Latha"/>
+                <w:b/>
+                <w:bCs/>
+                <w:sz w:val="32"/>
+                <w:szCs w:val="32"/>
+                <w:lang w:bidi="ta-IN"/>
+              </w:rPr>
+              <w:t>…</w:t>
+            </w:r>
+            <w:r>
+              <w:rPr>
+                <w:rFonts w:ascii="Latha" w:hAnsi="Latha" w:cs="Latha"/>
+                <w:b/>
+                <w:bCs/>
+                <w:position w:val="-12"/>
+                <w:szCs w:val="28"/>
+                <w:cs/>
+                <w:lang w:bidi="ta-IN"/>
+              </w:rPr>
+              <w:t>2</w:t>
+            </w:r>
+            <w:r>
+              <w:rPr>
+                <w:rFonts w:ascii="Latha" w:hAnsi="Latha" w:cs="Latha"/>
+                <w:szCs w:val="28"/>
+                <w:cs/>
+                <w:lang w:bidi="ta-IN"/>
+              </w:rPr>
+              <w:t xml:space="preserve"> இத்</w:t>
+            </w:r>
+            <w:r>
+              <w:rPr>
+                <w:rFonts w:ascii="Latha" w:hAnsi="Latha" w:cs="Latha"/>
+                <w:szCs w:val="28"/>
+                <w:highlight w:val="yellow"/>
+                <w:cs/>
+                <w:lang w:bidi="ta-IN"/>
+              </w:rPr>
+              <w:t>ய</w:t>
+            </w:r>
+            <w:r>
+              <w:rPr>
+                <w:rFonts w:ascii="BRH Tamil Tab Extra" w:hAnsi="BRH Tamil Tab Extra" w:cs="Latha"/>
+                <w:b/>
+                <w:bCs/>
+                <w:sz w:val="32"/>
+                <w:szCs w:val="32"/>
+                <w:lang w:bidi="ta-IN"/>
+              </w:rPr>
+              <w:t>…</w:t>
+            </w:r>
+            <w:r>
+              <w:rPr>
+                <w:rFonts w:ascii="Latha" w:hAnsi="Latha" w:cs="Latha"/>
+                <w:szCs w:val="28"/>
+                <w:cs/>
+                <w:lang w:bidi="ta-IN"/>
+              </w:rPr>
+              <w:t>தோ</w:t>
+            </w:r>
+            <w:r>
+              <w:rPr>
+                <w:rFonts w:ascii="BRH Tamil Tab Extra" w:hAnsi="BRH Tamil Tab Extra" w:cs="Latha"/>
+                <w:b/>
+                <w:bCs/>
+                <w:sz w:val="32"/>
+                <w:szCs w:val="32"/>
+                <w:lang w:bidi="ta-IN"/>
+              </w:rPr>
+              <w:t>‡</w:t>
+            </w:r>
+            <w:r>
+              <w:rPr>
+                <w:rFonts w:ascii="Latha" w:hAnsi="Latha" w:cs="Latha"/>
+                <w:b/>
+                <w:bCs/>
+                <w:position w:val="-12"/>
+                <w:szCs w:val="28"/>
+                <w:cs/>
+                <w:lang w:bidi="ta-IN"/>
+              </w:rPr>
+              <w:t>2</w:t>
+            </w:r>
+            <w:r>
+              <w:rPr>
+                <w:rFonts w:ascii="Latha" w:hAnsi="Latha" w:cs="Latha"/>
+                <w:szCs w:val="28"/>
+                <w:cs/>
+                <w:lang w:bidi="ta-IN"/>
+              </w:rPr>
+              <w:t xml:space="preserve"> </w:t>
+            </w:r>
+            <w:r>
+              <w:rPr>
+                <w:rFonts w:ascii="Latha" w:hAnsi="Latha" w:cs="Latha"/>
+                <w:szCs w:val="28"/>
+                <w:lang w:bidi="ta-IN"/>
+              </w:rPr>
+              <w:t xml:space="preserve">| </w:t>
+            </w:r>
+          </w:p>
+        </w:tc>
+        <w:tc>
+          <w:tcPr>
+            <w:tcW w:w="7371" w:type="dxa"/>
+          </w:tcPr>
+          <w:p>
+            <w:pPr>
+              <w:autoSpaceDE w:val="0"/>
+              <w:autoSpaceDN w:val="0"/>
+              <w:adjustRightInd w:val="0"/>
+              <w:spacing w:before="0" w:line="240" w:lineRule="auto"/>
+              <w:rPr>
+                <w:rFonts w:ascii="Latha" w:hAnsi="Latha" w:cs="Latha"/>
+                <w:szCs w:val="28"/>
+                <w:lang w:bidi="ta-IN"/>
+              </w:rPr>
+            </w:pPr>
+            <w:r>
+              <w:rPr>
+                <w:rFonts w:ascii="Latha" w:hAnsi="Latha" w:cs="Latha"/>
+                <w:b/>
+                <w:bCs/>
+                <w:szCs w:val="28"/>
+                <w:cs/>
+                <w:lang w:bidi="ta-IN"/>
+              </w:rPr>
+              <w:t>26</w:t>
+            </w:r>
+            <w:r>
+              <w:rPr>
+                <w:rFonts w:ascii="Latha" w:hAnsi="Latha" w:cs="Latha"/>
+                <w:b/>
+                <w:bCs/>
+                <w:szCs w:val="28"/>
+                <w:lang w:bidi="ta-IN"/>
+              </w:rPr>
+              <w:t>)</w:t>
+            </w:r>
+            <w:r>
+              <w:rPr>
+                <w:rFonts w:ascii="Latha" w:hAnsi="Latha" w:cs="Latha"/>
+                <w:szCs w:val="28"/>
+                <w:lang w:bidi="ta-IN"/>
+              </w:rPr>
+              <w:tab/>
+            </w:r>
+            <w:r>
+              <w:rPr>
+                <w:rFonts w:ascii="Latha" w:hAnsi="Latha" w:cs="Latha"/>
+                <w:b/>
+                <w:bCs/>
+                <w:szCs w:val="28"/>
+                <w:cs/>
+                <w:lang w:bidi="ta-IN"/>
+              </w:rPr>
+              <w:t>1</w:t>
+            </w:r>
+            <w:r>
+              <w:rPr>
+                <w:rFonts w:ascii="Latha" w:hAnsi="Latha" w:cs="Latha"/>
+                <w:b/>
+                <w:bCs/>
+                <w:szCs w:val="28"/>
+                <w:lang w:bidi="ta-IN"/>
+              </w:rPr>
+              <w:t>.</w:t>
+            </w:r>
+            <w:r>
+              <w:rPr>
+                <w:rFonts w:ascii="Latha" w:hAnsi="Latha" w:cs="Latha"/>
+                <w:b/>
+                <w:bCs/>
+                <w:szCs w:val="28"/>
+                <w:cs/>
+                <w:lang w:bidi="ta-IN"/>
+              </w:rPr>
+              <w:t>6</w:t>
+            </w:r>
+            <w:r>
+              <w:rPr>
+                <w:rFonts w:ascii="Latha" w:hAnsi="Latha" w:cs="Latha"/>
+                <w:b/>
+                <w:bCs/>
+                <w:szCs w:val="28"/>
+                <w:lang w:bidi="ta-IN"/>
+              </w:rPr>
+              <w:t>.</w:t>
+            </w:r>
+            <w:r>
+              <w:rPr>
+                <w:rFonts w:ascii="Latha" w:hAnsi="Latha" w:cs="Latha"/>
+                <w:b/>
+                <w:bCs/>
+                <w:szCs w:val="28"/>
+                <w:cs/>
+                <w:lang w:bidi="ta-IN"/>
+              </w:rPr>
+              <w:t>8</w:t>
+            </w:r>
+            <w:r>
+              <w:rPr>
+                <w:rFonts w:ascii="Latha" w:hAnsi="Latha" w:cs="Latha"/>
+                <w:b/>
+                <w:bCs/>
+                <w:szCs w:val="28"/>
+                <w:lang w:bidi="ta-IN"/>
+              </w:rPr>
+              <w:t>.4</w:t>
+            </w:r>
+            <w:r>
+              <w:rPr>
+                <w:rFonts w:ascii="Latha" w:hAnsi="Latha" w:cs="Latha"/>
+                <w:b/>
+                <w:bCs/>
+                <w:szCs w:val="28"/>
+                <w:lang w:bidi="ta-IN"/>
+              </w:rPr>
+              <w:t>(</w:t>
+            </w:r>
+            <w:r>
+              <w:rPr>
+                <w:rFonts w:ascii="Latha" w:hAnsi="Latha" w:cs="Latha"/>
+                <w:b/>
+                <w:bCs/>
+                <w:szCs w:val="28"/>
+                <w:cs/>
+                <w:lang w:bidi="ta-IN"/>
+              </w:rPr>
+              <w:t>24)</w:t>
+            </w:r>
+            <w:r>
+              <w:rPr>
+                <w:rFonts w:ascii="Latha" w:hAnsi="Latha" w:cs="Latha"/>
+                <w:szCs w:val="28"/>
+                <w:lang w:bidi="ta-IN"/>
+              </w:rPr>
+              <w:t xml:space="preserve">-  </w:t>
+            </w:r>
+            <w:r>
+              <w:rPr>
+                <w:rFonts w:ascii="Latha" w:hAnsi="Latha" w:cs="Latha"/>
+                <w:szCs w:val="28"/>
+                <w:cs/>
+                <w:lang w:bidi="ta-IN"/>
+              </w:rPr>
+              <w:t>அதோ</w:t>
+            </w:r>
+            <w:r>
+              <w:rPr>
+                <w:rFonts w:ascii="BRH Tamil Tab Extra" w:hAnsi="BRH Tamil Tab Extra" w:cs="Latha"/>
+                <w:b/>
+                <w:bCs/>
+                <w:sz w:val="32"/>
+                <w:szCs w:val="32"/>
+                <w:lang w:bidi="ta-IN"/>
+              </w:rPr>
+              <w:t>‡</w:t>
+            </w:r>
+            <w:r>
+              <w:rPr>
+                <w:rFonts w:ascii="Latha" w:hAnsi="Latha" w:cs="Latha"/>
+                <w:b/>
+                <w:bCs/>
+                <w:position w:val="-12"/>
+                <w:szCs w:val="28"/>
+                <w:cs/>
+                <w:lang w:bidi="ta-IN"/>
+              </w:rPr>
+              <w:t>2</w:t>
+            </w:r>
+            <w:r>
+              <w:rPr>
+                <w:rFonts w:ascii="Latha" w:hAnsi="Latha" w:cs="Latha"/>
+                <w:szCs w:val="28"/>
+                <w:cs/>
+                <w:lang w:bidi="ta-IN"/>
+              </w:rPr>
+              <w:t xml:space="preserve"> </w:t>
+            </w:r>
+            <w:r>
+              <w:rPr>
+                <w:rFonts w:ascii="Latha" w:hAnsi="Latha" w:cs="Latha"/>
+                <w:szCs w:val="28"/>
+                <w:lang w:bidi="ta-IN"/>
+              </w:rPr>
+              <w:t>|</w:t>
+            </w:r>
+          </w:p>
+          <w:p>
+            <w:pPr>
+              <w:autoSpaceDE w:val="0"/>
+              <w:autoSpaceDN w:val="0"/>
+              <w:adjustRightInd w:val="0"/>
+              <w:spacing w:before="0" w:line="240" w:lineRule="auto"/>
+              <w:rPr>
+                <w:rFonts w:cs="BRH Malayalam Extra"/>
+                <w:color w:val="000000"/>
+                <w:szCs w:val="40"/>
+                <w:lang w:val="it-IT"/>
+              </w:rPr>
+            </w:pPr>
+            <w:r>
+              <w:rPr>
+                <w:rFonts w:ascii="Latha" w:hAnsi="Latha" w:cs="Latha"/>
+                <w:szCs w:val="28"/>
+                <w:cs/>
+                <w:lang w:bidi="ta-IN"/>
+              </w:rPr>
+              <w:t>அதோ</w:t>
+            </w:r>
+            <w:r>
+              <w:rPr>
+                <w:rFonts w:ascii="BRH Tamil Tab Extra" w:hAnsi="BRH Tamil Tab Extra" w:cs="Latha"/>
+                <w:b/>
+                <w:bCs/>
+                <w:sz w:val="32"/>
+                <w:szCs w:val="32"/>
+                <w:lang w:bidi="ta-IN"/>
+              </w:rPr>
+              <w:t>…</w:t>
+            </w:r>
+            <w:r>
+              <w:rPr>
+                <w:rFonts w:ascii="Latha" w:hAnsi="Latha" w:cs="Latha"/>
+                <w:b/>
+                <w:bCs/>
+                <w:position w:val="-12"/>
+                <w:szCs w:val="28"/>
+                <w:cs/>
+                <w:lang w:bidi="ta-IN"/>
+              </w:rPr>
+              <w:t>2</w:t>
+            </w:r>
+            <w:r>
+              <w:rPr>
+                <w:rFonts w:ascii="Latha" w:hAnsi="Latha" w:cs="Latha"/>
+                <w:szCs w:val="28"/>
+                <w:cs/>
+                <w:lang w:bidi="ta-IN"/>
+              </w:rPr>
+              <w:t xml:space="preserve"> இத்</w:t>
+            </w:r>
+            <w:r>
+              <w:rPr>
+                <w:rFonts w:ascii="Latha" w:hAnsi="Latha" w:cs="Latha"/>
+                <w:szCs w:val="28"/>
+                <w:highlight w:val="green"/>
+                <w:cs/>
+                <w:lang w:bidi="ta-IN"/>
+              </w:rPr>
+              <w:t>ய</w:t>
+            </w:r>
+            <w:r>
+              <w:rPr>
+                <w:rFonts w:ascii="Latha" w:hAnsi="Latha" w:cs="Latha"/>
+                <w:szCs w:val="28"/>
+                <w:cs/>
+                <w:lang w:bidi="ta-IN"/>
+              </w:rPr>
+              <w:t>தோ</w:t>
+            </w:r>
+            <w:r>
+              <w:rPr>
+                <w:rFonts w:ascii="BRH Tamil Tab Extra" w:hAnsi="BRH Tamil Tab Extra" w:cs="Latha"/>
+                <w:b/>
+                <w:bCs/>
+                <w:sz w:val="32"/>
+                <w:szCs w:val="32"/>
+                <w:lang w:bidi="ta-IN"/>
+              </w:rPr>
+              <w:t>‡</w:t>
+            </w:r>
+            <w:r>
+              <w:rPr>
+                <w:rFonts w:ascii="Latha" w:hAnsi="Latha" w:cs="Latha"/>
+                <w:b/>
+                <w:bCs/>
+                <w:position w:val="-12"/>
+                <w:szCs w:val="28"/>
+                <w:cs/>
+                <w:lang w:bidi="ta-IN"/>
+              </w:rPr>
+              <w:t>2</w:t>
+            </w:r>
+            <w:r>
+              <w:rPr>
+                <w:rFonts w:ascii="Latha" w:hAnsi="Latha" w:cs="Latha"/>
+                <w:szCs w:val="28"/>
+                <w:cs/>
+                <w:lang w:bidi="ta-IN"/>
+              </w:rPr>
+              <w:t xml:space="preserve"> </w:t>
+            </w:r>
+            <w:r>
+              <w:rPr>
+                <w:rFonts w:ascii="Latha" w:hAnsi="Latha" w:cs="Latha"/>
+                <w:szCs w:val="28"/>
+                <w:lang w:bidi="ta-IN"/>
+              </w:rPr>
+              <w:t xml:space="preserve">| </w:t>
+            </w:r>
+          </w:p>
+        </w:tc>
+      </w:tr>
+      <w:tr>
+        <w:trPr>
+          <w:trHeight w:val="1197"/>
+        </w:trPr>
+        <w:tc>
+          <w:tcPr>
+            <w:tcW w:w="7308" w:type="dxa"/>
+          </w:tcPr>
+          <w:p>
+            <w:pPr>
+              <w:autoSpaceDE w:val="0"/>
+              <w:autoSpaceDN w:val="0"/>
+              <w:adjustRightInd w:val="0"/>
+              <w:spacing w:before="0" w:line="240" w:lineRule="auto"/>
+              <w:rPr>
+                <w:rFonts w:ascii="Latha" w:hAnsi="Latha" w:cs="Latha"/>
+                <w:b/>
+                <w:bCs/>
+                <w:szCs w:val="28"/>
+                <w:cs/>
+                <w:lang w:bidi="ta-IN"/>
+              </w:rPr>
+            </w:pPr>
+          </w:p>
+        </w:tc>
+        <w:tc>
+          <w:tcPr>
+            <w:tcW w:w="7371" w:type="dxa"/>
+          </w:tcPr>
+          <w:p>
+            <w:pPr>
+              <w:autoSpaceDE w:val="0"/>
+              <w:autoSpaceDN w:val="0"/>
+              <w:adjustRightInd w:val="0"/>
+              <w:spacing w:before="0" w:line="240" w:lineRule="auto"/>
+              <w:rPr>
+                <w:rFonts w:ascii="Latha" w:hAnsi="Latha" w:cs="Latha"/>
+                <w:b/>
+                <w:bCs/>
+                <w:szCs w:val="28"/>
+                <w:cs/>
+                <w:lang w:bidi="ta-IN"/>
+              </w:rPr>
+            </w:pPr>
           </w:p>
         </w:tc>
       </w:tr>
@@ -2024,6 +2681,7 @@
                 <w:cs/>
                 <w:lang w:bidi="ta-IN"/>
               </w:rPr>
+              <w:lastRenderedPageBreak/>
               <w:t>38</w:t>
             </w:r>
             <w:r>
@@ -2595,7 +3253,6 @@
                 <w:cs/>
                 <w:lang w:bidi="ta-IN"/>
               </w:rPr>
-              <w:lastRenderedPageBreak/>
               <w:t>39</w:t>
             </w:r>
             <w:r>
@@ -3677,7 +4334,6 @@
                 <w:cs/>
                 <w:lang w:bidi="ta-IN"/>
               </w:rPr>
-              <w:lastRenderedPageBreak/>
               <w:t>38</w:t>
             </w:r>
             <w:r>
@@ -4463,7 +5119,6 @@
                 <w:cs/>
                 <w:lang w:bidi="ta-IN"/>
               </w:rPr>
-              <w:lastRenderedPageBreak/>
               <w:t>பஞ்ச</w:t>
             </w:r>
             <w:r>
@@ -5304,7 +5959,6 @@
                 <w:cs/>
                 <w:lang w:bidi="ta-IN"/>
               </w:rPr>
-              <w:lastRenderedPageBreak/>
               <w:t>43</w:t>
             </w:r>
             <w:r>
@@ -5649,6 +6303,7 @@
                 <w:cs/>
                 <w:lang w:bidi="ta-IN"/>
               </w:rPr>
+              <w:lastRenderedPageBreak/>
               <w:t>வோட</w:t>
             </w:r>
             <w:r>
@@ -6566,6 +7221,7 @@
                 <w:cs/>
                 <w:lang w:bidi="ta-IN"/>
               </w:rPr>
+              <w:lastRenderedPageBreak/>
               <w:t>43</w:t>
             </w:r>
             <w:r>
@@ -6930,6 +7586,7 @@
                 <w:cs/>
                 <w:lang w:bidi="ta-IN"/>
               </w:rPr>
+              <w:lastRenderedPageBreak/>
               <w:t>வோட</w:t>
             </w:r>
             <w:r>
@@ -10023,6 +10680,7 @@
                 <w:cs/>
                 <w:lang w:bidi="ta-IN"/>
               </w:rPr>
+              <w:lastRenderedPageBreak/>
               <w:t>வி</w:t>
             </w:r>
             <w:r>
@@ -10347,6 +11005,7 @@
                 <w:cs/>
                 <w:lang w:bidi="ta-IN"/>
               </w:rPr>
+              <w:lastRenderedPageBreak/>
               <w:t>52)</w:t>
             </w:r>
             <w:r>
@@ -10972,6 +11631,7 @@
                 <w:cs/>
                 <w:lang w:bidi="ta-IN"/>
               </w:rPr>
+              <w:lastRenderedPageBreak/>
               <w:t>வி</w:t>
             </w:r>
             <w:r>
@@ -11289,6 +11949,7 @@
                 <w:cs/>
                 <w:lang w:bidi="ta-IN"/>
               </w:rPr>
+              <w:lastRenderedPageBreak/>
               <w:t>18</w:t>
             </w:r>
             <w:r>
@@ -11606,7 +12267,6 @@
                 <w:cs/>
                 <w:lang w:bidi="ta-IN"/>
               </w:rPr>
-              <w:lastRenderedPageBreak/>
               <w:t>ய</w:t>
             </w:r>
             <w:r>
@@ -13419,7 +14079,6 @@
                 <w:cs/>
                 <w:lang w:bidi="ta-IN"/>
               </w:rPr>
-              <w:lastRenderedPageBreak/>
               <w:t>18</w:t>
             </w:r>
             <w:r>
@@ -13760,7 +14419,6 @@
                 <w:cs/>
                 <w:lang w:bidi="ta-IN"/>
               </w:rPr>
-              <w:lastRenderedPageBreak/>
               <w:t>ய</w:t>
             </w:r>
             <w:r>
@@ -15439,6 +16097,7 @@
                 <w:cs/>
                 <w:lang w:bidi="ta-IN"/>
               </w:rPr>
+              <w:lastRenderedPageBreak/>
               <w:t>ஸ</w:t>
             </w:r>
             <w:r>
@@ -16436,7 +17095,6 @@
                 <w:cs/>
                 <w:lang w:bidi="ta-IN"/>
               </w:rPr>
-              <w:lastRenderedPageBreak/>
               <w:t>57</w:t>
             </w:r>
             <w:r>
@@ -18618,6 +19276,7 @@
                 <w:cs/>
                 <w:lang w:bidi="ta-IN"/>
               </w:rPr>
+              <w:lastRenderedPageBreak/>
               <w:t>46</w:t>
             </w:r>
             <w:r>
@@ -19918,17 +20577,7 @@
                 <w:cs/>
                 <w:lang w:bidi="ta-IN"/>
               </w:rPr>
-              <w:t xml:space="preserve">ய </w:t>
-            </w:r>
-            <w:r>
-              <w:rPr>
-                <w:rFonts w:ascii="Latha" w:hAnsi="Latha" w:cs="Latha"/>
-                <w:szCs w:val="28"/>
-                <w:cs/>
-                <w:lang w:bidi="ta-IN"/>
-              </w:rPr>
-              <w:lastRenderedPageBreak/>
-              <w:t>ஶ்ர</w:t>
+              <w:t>ய ஶ்ர</w:t>
             </w:r>
             <w:r>
               <w:rPr>
@@ -21198,7 +21847,6 @@
                 <w:cs/>
                 <w:lang w:bidi="ta-IN"/>
               </w:rPr>
-              <w:lastRenderedPageBreak/>
               <w:t>3)</w:t>
             </w:r>
             <w:r>
@@ -21646,17 +22294,7 @@
                 <w:cs/>
                 <w:lang w:bidi="ta-IN"/>
               </w:rPr>
-              <w:t xml:space="preserve">ய </w:t>
-            </w:r>
-            <w:r>
-              <w:rPr>
-                <w:rFonts w:ascii="Latha" w:hAnsi="Latha" w:cs="Latha"/>
-                <w:szCs w:val="28"/>
-                <w:cs/>
-                <w:lang w:bidi="ta-IN"/>
-              </w:rPr>
-              <w:lastRenderedPageBreak/>
-              <w:t>ஶ்ர</w:t>
+              <w:t>ய ஶ்ர</w:t>
             </w:r>
             <w:r>
               <w:rPr>
@@ -22853,7 +23491,6 @@
                 <w:cs/>
                 <w:lang w:bidi="ta-IN"/>
               </w:rPr>
-              <w:lastRenderedPageBreak/>
               <w:t>53)</w:t>
             </w:r>
             <w:r>
@@ -23530,6 +24167,7 @@
                 <w:cs/>
                 <w:lang w:bidi="ta-IN"/>
               </w:rPr>
+              <w:lastRenderedPageBreak/>
               <w:t>25</w:t>
             </w:r>
             <w:r>
@@ -24725,7 +25363,6 @@
                 <w:cs/>
                 <w:lang w:bidi="ta-IN"/>
               </w:rPr>
-              <w:lastRenderedPageBreak/>
               <w:t>ப்</w:t>
             </w:r>
             <w:r>
@@ -26443,7 +27080,6 @@
                 <w:cs/>
                 <w:lang w:bidi="ta-IN"/>
               </w:rPr>
-              <w:lastRenderedPageBreak/>
               <w:t>ப்</w:t>
             </w:r>
             <w:r>
@@ -27863,7 +28499,6 @@
                 <w:cs/>
                 <w:lang w:bidi="ta-IN"/>
               </w:rPr>
-              <w:lastRenderedPageBreak/>
               <w:t>21</w:t>
             </w:r>
             <w:r>
@@ -28770,7 +29405,6 @@
                 <w:cs/>
                 <w:lang w:bidi="ta-IN"/>
               </w:rPr>
-              <w:lastRenderedPageBreak/>
               <w:t>29</w:t>
             </w:r>
             <w:r>
@@ -30682,6 +31316,7 @@
                 <w:cs/>
                 <w:lang w:bidi="ta-IN"/>
               </w:rPr>
+              <w:lastRenderedPageBreak/>
               <w:t>ப்ராய</w:t>
             </w:r>
             <w:r>
@@ -31177,7 +31812,6 @@
                 <w:cs/>
                 <w:lang w:bidi="ta-IN"/>
               </w:rPr>
-              <w:lastRenderedPageBreak/>
               <w:t>ப்ராய</w:t>
             </w:r>
             <w:r>
@@ -32473,6 +33107,7 @@
                 <w:cs/>
                 <w:lang w:bidi="ta-IN"/>
               </w:rPr>
+              <w:lastRenderedPageBreak/>
               <w:t>62)</w:t>
             </w:r>
             <w:r>
@@ -34904,6 +35539,7 @@
                 <w:cs/>
                 <w:lang w:bidi="ta-IN"/>
               </w:rPr>
+              <w:lastRenderedPageBreak/>
               <w:t>ஆ</w:t>
             </w:r>
             <w:r>
@@ -35228,6 +35864,7 @@
                 <w:cs/>
                 <w:lang w:bidi="ta-IN"/>
               </w:rPr>
+              <w:lastRenderedPageBreak/>
               <w:t>53)</w:t>
             </w:r>
             <w:r>
@@ -36215,6 +36852,7 @@
                 <w:cs/>
                 <w:lang w:bidi="ta-IN"/>
               </w:rPr>
+              <w:lastRenderedPageBreak/>
               <w:t>அ</w:t>
             </w:r>
             <w:r>
@@ -36551,6 +37189,7 @@
                 <w:cs/>
                 <w:lang w:bidi="ta-IN"/>
               </w:rPr>
+              <w:lastRenderedPageBreak/>
               <w:t>47</w:t>
             </w:r>
             <w:r>
@@ -37335,7 +37974,6 @@
                 <w:cs/>
                 <w:lang w:bidi="ta-IN"/>
               </w:rPr>
-              <w:lastRenderedPageBreak/>
               <w:t>5</w:t>
             </w:r>
             <w:r>
@@ -39089,6 +39727,7 @@
                 <w:sz w:val="28"/>
                 <w:szCs w:val="32"/>
               </w:rPr>
+              <w:lastRenderedPageBreak/>
               <w:t>None</w:t>
             </w:r>
           </w:p>

--- a/TS Jatai Ghanam Project/TS 1.6/TS 1.6 Jatai Tamil Corrections.docx
+++ b/TS Jatai Ghanam Project/TS 1.6/TS 1.6 Jatai Tamil Corrections.docx
@@ -70,10 +70,9 @@
           <w:bCs/>
           <w:sz w:val="32"/>
           <w:szCs w:val="32"/>
-          <w:highlight w:val="red"/>
           <w:u w:val="single"/>
         </w:rPr>
-        <w:t>????</w:t>
+        <w:t>June 30, 2026</w:t>
       </w:r>
     </w:p>
     <w:p>
@@ -1413,53 +1412,6 @@
               </w:rPr>
               <w:t xml:space="preserve">| </w:t>
             </w:r>
-          </w:p>
-        </w:tc>
-      </w:tr>
-      <w:tr>
-        <w:trPr>
-          <w:trHeight w:val="1197"/>
-        </w:trPr>
-        <w:tc>
-          <w:tcPr>
-            <w:tcW w:w="7308" w:type="dxa"/>
-          </w:tcPr>
-          <w:p>
-            <w:pPr>
-              <w:autoSpaceDE w:val="0"/>
-              <w:autoSpaceDN w:val="0"/>
-              <w:adjustRightInd w:val="0"/>
-              <w:spacing w:before="0" w:line="240" w:lineRule="auto"/>
-              <w:rPr>
-                <w:rFonts w:ascii="Latha" w:hAnsi="Latha" w:cs="Latha"/>
-                <w:b/>
-                <w:bCs/>
-                <w:szCs w:val="28"/>
-                <w:cs/>
-                <w:lang w:bidi="ta-IN"/>
-              </w:rPr>
-            </w:pPr>
-          </w:p>
-        </w:tc>
-        <w:tc>
-          <w:tcPr>
-            <w:tcW w:w="7371" w:type="dxa"/>
-          </w:tcPr>
-          <w:p>
-            <w:pPr>
-              <w:autoSpaceDE w:val="0"/>
-              <w:autoSpaceDN w:val="0"/>
-              <w:adjustRightInd w:val="0"/>
-              <w:spacing w:before="0" w:line="240" w:lineRule="auto"/>
-              <w:rPr>
-                <w:rFonts w:ascii="Latha" w:hAnsi="Latha" w:cs="Latha"/>
-                <w:b/>
-                <w:bCs/>
-                <w:szCs w:val="28"/>
-                <w:cs/>
-                <w:lang w:bidi="ta-IN"/>
-              </w:rPr>
-            </w:pPr>
           </w:p>
         </w:tc>
       </w:tr>
@@ -2681,7 +2633,6 @@
                 <w:cs/>
                 <w:lang w:bidi="ta-IN"/>
               </w:rPr>
-              <w:lastRenderedPageBreak/>
               <w:t>38</w:t>
             </w:r>
             <w:r>
@@ -2931,6 +2882,7 @@
                 <w:cs/>
                 <w:lang w:bidi="ta-IN"/>
               </w:rPr>
+              <w:lastRenderedPageBreak/>
               <w:t>த்வா</w:t>
             </w:r>
             <w:r>
@@ -4334,6 +4286,7 @@
                 <w:cs/>
                 <w:lang w:bidi="ta-IN"/>
               </w:rPr>
+              <w:lastRenderedPageBreak/>
               <w:t>38</w:t>
             </w:r>
             <w:r>
@@ -4750,6 +4703,7 @@
                 <w:cs/>
                 <w:lang w:bidi="ta-IN"/>
               </w:rPr>
+              <w:lastRenderedPageBreak/>
               <w:t>த்வா</w:t>
             </w:r>
             <w:r>
@@ -5959,6 +5913,7 @@
                 <w:cs/>
                 <w:lang w:bidi="ta-IN"/>
               </w:rPr>
+              <w:lastRenderedPageBreak/>
               <w:t>43</w:t>
             </w:r>
             <w:r>
@@ -26606,6 +26561,7 @@
                 <w:cs/>
                 <w:lang w:bidi="ta-IN"/>
               </w:rPr>
+              <w:lastRenderedPageBreak/>
               <w:t>ஸாஶீ</w:t>
             </w:r>
             <w:r>
@@ -32946,7 +32902,17 @@
                 <w:cs/>
                 <w:lang w:bidi="ta-IN"/>
               </w:rPr>
-              <w:t>ம் ப்ராய</w:t>
+              <w:t xml:space="preserve">ம் </w:t>
+            </w:r>
+            <w:r>
+              <w:rPr>
+                <w:rFonts w:ascii="Latha" w:hAnsi="Latha" w:cs="Latha"/>
+                <w:szCs w:val="28"/>
+                <w:cs/>
+                <w:lang w:bidi="ta-IN"/>
+              </w:rPr>
+              <w:lastRenderedPageBreak/>
+              <w:t>ப்ராய</w:t>
             </w:r>
             <w:r>
               <w:rPr>
@@ -33107,7 +33073,6 @@
                 <w:cs/>
                 <w:lang w:bidi="ta-IN"/>
               </w:rPr>
-              <w:lastRenderedPageBreak/>
               <w:t>62)</w:t>
             </w:r>
             <w:r>
@@ -33455,6 +33420,7 @@
                 <w:cs/>
                 <w:lang w:bidi="ta-IN"/>
               </w:rPr>
+              <w:lastRenderedPageBreak/>
               <w:t>51</w:t>
             </w:r>
             <w:r>
@@ -35284,241 +35250,6 @@
                 <w:lang w:bidi="ta-IN"/>
               </w:rPr>
             </w:pPr>
-            <w:r>
-              <w:rPr>
-                <w:rFonts w:ascii="Latha" w:hAnsi="Latha" w:cs="Latha"/>
-                <w:b/>
-                <w:bCs/>
-                <w:szCs w:val="28"/>
-                <w:cs/>
-                <w:lang w:bidi="ta-IN"/>
-              </w:rPr>
-              <w:t>1</w:t>
-            </w:r>
-            <w:r>
-              <w:rPr>
-                <w:rFonts w:ascii="Latha" w:hAnsi="Latha" w:cs="Latha"/>
-                <w:b/>
-                <w:bCs/>
-                <w:szCs w:val="28"/>
-                <w:lang w:bidi="ta-IN"/>
-              </w:rPr>
-              <w:t>)</w:t>
-            </w:r>
-            <w:r>
-              <w:rPr>
-                <w:rFonts w:ascii="Latha" w:hAnsi="Latha" w:cs="Latha"/>
-                <w:szCs w:val="28"/>
-                <w:lang w:bidi="ta-IN"/>
-              </w:rPr>
-              <w:tab/>
-            </w:r>
-            <w:r>
-              <w:rPr>
-                <w:rFonts w:ascii="Latha" w:hAnsi="Latha" w:cs="Latha"/>
-                <w:b/>
-                <w:bCs/>
-                <w:szCs w:val="28"/>
-                <w:cs/>
-                <w:lang w:bidi="ta-IN"/>
-              </w:rPr>
-              <w:t>1</w:t>
-            </w:r>
-            <w:r>
-              <w:rPr>
-                <w:rFonts w:ascii="Latha" w:hAnsi="Latha" w:cs="Latha"/>
-                <w:b/>
-                <w:bCs/>
-                <w:szCs w:val="28"/>
-                <w:lang w:bidi="ta-IN"/>
-              </w:rPr>
-              <w:t>.</w:t>
-            </w:r>
-            <w:r>
-              <w:rPr>
-                <w:rFonts w:ascii="Latha" w:hAnsi="Latha" w:cs="Latha"/>
-                <w:b/>
-                <w:bCs/>
-                <w:szCs w:val="28"/>
-                <w:cs/>
-                <w:lang w:bidi="ta-IN"/>
-              </w:rPr>
-              <w:t>6</w:t>
-            </w:r>
-            <w:r>
-              <w:rPr>
-                <w:rFonts w:ascii="Latha" w:hAnsi="Latha" w:cs="Latha"/>
-                <w:b/>
-                <w:bCs/>
-                <w:szCs w:val="28"/>
-                <w:lang w:bidi="ta-IN"/>
-              </w:rPr>
-              <w:t>.</w:t>
-            </w:r>
-            <w:r>
-              <w:rPr>
-                <w:rFonts w:ascii="Latha" w:hAnsi="Latha" w:cs="Latha"/>
-                <w:b/>
-                <w:bCs/>
-                <w:szCs w:val="28"/>
-                <w:cs/>
-                <w:lang w:bidi="ta-IN"/>
-              </w:rPr>
-              <w:t>11</w:t>
-            </w:r>
-            <w:r>
-              <w:rPr>
-                <w:rFonts w:ascii="Latha" w:hAnsi="Latha" w:cs="Latha"/>
-                <w:b/>
-                <w:bCs/>
-                <w:szCs w:val="28"/>
-                <w:lang w:bidi="ta-IN"/>
-              </w:rPr>
-              <w:t>.4</w:t>
-            </w:r>
-            <w:r>
-              <w:rPr>
-                <w:rFonts w:ascii="Latha" w:hAnsi="Latha" w:cs="Latha"/>
-                <w:b/>
-                <w:bCs/>
-                <w:szCs w:val="28"/>
-                <w:lang w:bidi="ta-IN"/>
-              </w:rPr>
-              <w:t>(</w:t>
-            </w:r>
-            <w:r>
-              <w:rPr>
-                <w:rFonts w:ascii="Latha" w:hAnsi="Latha" w:cs="Latha"/>
-                <w:b/>
-                <w:bCs/>
-                <w:szCs w:val="28"/>
-                <w:cs/>
-                <w:lang w:bidi="ta-IN"/>
-              </w:rPr>
-              <w:t>1</w:t>
-            </w:r>
-            <w:r>
-              <w:rPr>
-                <w:rFonts w:ascii="Latha" w:hAnsi="Latha" w:cs="Latha"/>
-                <w:b/>
-                <w:bCs/>
-                <w:szCs w:val="28"/>
-                <w:lang w:bidi="ta-IN"/>
-              </w:rPr>
-              <w:t>)</w:t>
-            </w:r>
-            <w:r>
-              <w:rPr>
-                <w:rFonts w:ascii="Latha" w:hAnsi="Latha" w:cs="Latha"/>
-                <w:szCs w:val="28"/>
-                <w:lang w:bidi="ta-IN"/>
-              </w:rPr>
-              <w:t xml:space="preserve">-  </w:t>
-            </w:r>
-            <w:r>
-              <w:rPr>
-                <w:rFonts w:ascii="Latha" w:hAnsi="Latha" w:cs="Latha"/>
-                <w:szCs w:val="28"/>
-                <w:cs/>
-                <w:lang w:bidi="ta-IN"/>
-              </w:rPr>
-              <w:t>அ</w:t>
-            </w:r>
-            <w:r>
-              <w:rPr>
-                <w:rFonts w:ascii="BRH Tamil Tab Extra" w:hAnsi="BRH Tamil Tab Extra" w:cs="Latha"/>
-                <w:b/>
-                <w:bCs/>
-                <w:sz w:val="32"/>
-                <w:szCs w:val="32"/>
-                <w:lang w:bidi="ta-IN"/>
-              </w:rPr>
-              <w:t>…</w:t>
-            </w:r>
-            <w:r>
-              <w:rPr>
-                <w:rFonts w:ascii="Latha" w:hAnsi="Latha" w:cs="Latha"/>
-                <w:szCs w:val="28"/>
-                <w:cs/>
-                <w:lang w:bidi="ta-IN"/>
-              </w:rPr>
-              <w:t>ஜ</w:t>
-            </w:r>
-            <w:r>
-              <w:rPr>
-                <w:rFonts w:ascii="BRH Tamil Tab Extra" w:hAnsi="BRH Tamil Tab Extra" w:cs="Latha"/>
-                <w:b/>
-                <w:bCs/>
-                <w:sz w:val="32"/>
-                <w:szCs w:val="32"/>
-                <w:lang w:bidi="ta-IN"/>
-              </w:rPr>
-              <w:t>…</w:t>
-            </w:r>
-            <w:r>
-              <w:rPr>
-                <w:rFonts w:ascii="Latha" w:hAnsi="Latha" w:cs="Latha"/>
-                <w:szCs w:val="28"/>
-                <w:highlight w:val="yellow"/>
-                <w:cs/>
-                <w:lang w:bidi="ta-IN"/>
-              </w:rPr>
-              <w:t>ன</w:t>
-            </w:r>
-            <w:r>
-              <w:rPr>
-                <w:rFonts w:ascii="Latha" w:hAnsi="Latha" w:cs="Latha"/>
-                <w:szCs w:val="28"/>
-                <w:cs/>
-                <w:lang w:bidi="ta-IN"/>
-              </w:rPr>
-              <w:t>ய</w:t>
-            </w:r>
-            <w:r>
-              <w:rPr>
-                <w:rFonts w:ascii="BRH Tamil Tab Extra" w:hAnsi="BRH Tamil Tab Extra" w:cs="Latha"/>
-                <w:b/>
-                <w:bCs/>
-                <w:sz w:val="32"/>
-                <w:szCs w:val="32"/>
-                <w:lang w:bidi="ta-IN"/>
-              </w:rPr>
-              <w:t>…</w:t>
-            </w:r>
-            <w:r>
-              <w:rPr>
-                <w:rFonts w:ascii="Latha" w:hAnsi="Latha" w:cs="Latha"/>
-                <w:szCs w:val="28"/>
-                <w:cs/>
-                <w:lang w:bidi="ta-IN"/>
-              </w:rPr>
-              <w:t xml:space="preserve">ன்ன் </w:t>
-            </w:r>
-            <w:r>
-              <w:rPr>
-                <w:rFonts w:ascii="Latha" w:hAnsi="Latha" w:cs="Latha"/>
-                <w:szCs w:val="28"/>
-                <w:lang w:bidi="ta-IN"/>
-              </w:rPr>
-              <w:t xml:space="preserve">| </w:t>
-            </w:r>
-            <w:r>
-              <w:rPr>
-                <w:rFonts w:ascii="Latha" w:hAnsi="Latha" w:cs="Latha"/>
-                <w:szCs w:val="28"/>
-                <w:cs/>
-                <w:lang w:bidi="ta-IN"/>
-              </w:rPr>
-              <w:t xml:space="preserve">யே </w:t>
-            </w:r>
-            <w:r>
-              <w:rPr>
-                <w:rFonts w:ascii="Latha" w:hAnsi="Latha" w:cs="Latha"/>
-                <w:szCs w:val="28"/>
-                <w:lang w:bidi="ta-IN"/>
-              </w:rPr>
-              <w:t>|</w:t>
-            </w:r>
           </w:p>
           <w:p>
             <w:pPr>
@@ -35526,6 +35257,266 @@
               <w:autoSpaceDN w:val="0"/>
               <w:adjustRightInd w:val="0"/>
               <w:rPr>
+                <w:rFonts w:ascii="Latha" w:hAnsi="Latha" w:cs="Latha"/>
+                <w:szCs w:val="28"/>
+                <w:lang w:bidi="ta-IN"/>
+              </w:rPr>
+            </w:pPr>
+          </w:p>
+          <w:p>
+            <w:pPr>
+              <w:autoSpaceDE w:val="0"/>
+              <w:autoSpaceDN w:val="0"/>
+              <w:adjustRightInd w:val="0"/>
+              <w:rPr>
+                <w:rFonts w:ascii="Latha" w:hAnsi="Latha" w:cs="Latha"/>
+                <w:szCs w:val="28"/>
+                <w:lang w:bidi="ta-IN"/>
+              </w:rPr>
+            </w:pPr>
+            <w:r>
+              <w:rPr>
+                <w:rFonts w:ascii="Latha" w:hAnsi="Latha" w:cs="Latha"/>
+                <w:b/>
+                <w:bCs/>
+                <w:szCs w:val="28"/>
+                <w:cs/>
+                <w:lang w:bidi="ta-IN"/>
+              </w:rPr>
+              <w:lastRenderedPageBreak/>
+              <w:t>1</w:t>
+            </w:r>
+            <w:r>
+              <w:rPr>
+                <w:rFonts w:ascii="Latha" w:hAnsi="Latha" w:cs="Latha"/>
+                <w:b/>
+                <w:bCs/>
+                <w:szCs w:val="28"/>
+                <w:lang w:bidi="ta-IN"/>
+              </w:rPr>
+              <w:t>)</w:t>
+            </w:r>
+            <w:r>
+              <w:rPr>
+                <w:rFonts w:ascii="Latha" w:hAnsi="Latha" w:cs="Latha"/>
+                <w:szCs w:val="28"/>
+                <w:lang w:bidi="ta-IN"/>
+              </w:rPr>
+              <w:tab/>
+            </w:r>
+            <w:r>
+              <w:rPr>
+                <w:rFonts w:ascii="Latha" w:hAnsi="Latha" w:cs="Latha"/>
+                <w:b/>
+                <w:bCs/>
+                <w:szCs w:val="28"/>
+                <w:cs/>
+                <w:lang w:bidi="ta-IN"/>
+              </w:rPr>
+              <w:t>1</w:t>
+            </w:r>
+            <w:r>
+              <w:rPr>
+                <w:rFonts w:ascii="Latha" w:hAnsi="Latha" w:cs="Latha"/>
+                <w:b/>
+                <w:bCs/>
+                <w:szCs w:val="28"/>
+                <w:lang w:bidi="ta-IN"/>
+              </w:rPr>
+              <w:t>.</w:t>
+            </w:r>
+            <w:r>
+              <w:rPr>
+                <w:rFonts w:ascii="Latha" w:hAnsi="Latha" w:cs="Latha"/>
+                <w:b/>
+                <w:bCs/>
+                <w:szCs w:val="28"/>
+                <w:cs/>
+                <w:lang w:bidi="ta-IN"/>
+              </w:rPr>
+              <w:t>6</w:t>
+            </w:r>
+            <w:r>
+              <w:rPr>
+                <w:rFonts w:ascii="Latha" w:hAnsi="Latha" w:cs="Latha"/>
+                <w:b/>
+                <w:bCs/>
+                <w:szCs w:val="28"/>
+                <w:lang w:bidi="ta-IN"/>
+              </w:rPr>
+              <w:t>.</w:t>
+            </w:r>
+            <w:r>
+              <w:rPr>
+                <w:rFonts w:ascii="Latha" w:hAnsi="Latha" w:cs="Latha"/>
+                <w:b/>
+                <w:bCs/>
+                <w:szCs w:val="28"/>
+                <w:cs/>
+                <w:lang w:bidi="ta-IN"/>
+              </w:rPr>
+              <w:t>11</w:t>
+            </w:r>
+            <w:r>
+              <w:rPr>
+                <w:rFonts w:ascii="Latha" w:hAnsi="Latha" w:cs="Latha"/>
+                <w:b/>
+                <w:bCs/>
+                <w:szCs w:val="28"/>
+                <w:lang w:bidi="ta-IN"/>
+              </w:rPr>
+              <w:t>.4</w:t>
+            </w:r>
+            <w:r>
+              <w:rPr>
+                <w:rFonts w:ascii="Latha" w:hAnsi="Latha" w:cs="Latha"/>
+                <w:b/>
+                <w:bCs/>
+                <w:szCs w:val="28"/>
+                <w:lang w:bidi="ta-IN"/>
+              </w:rPr>
+              <w:t>(</w:t>
+            </w:r>
+            <w:r>
+              <w:rPr>
+                <w:rFonts w:ascii="Latha" w:hAnsi="Latha" w:cs="Latha"/>
+                <w:b/>
+                <w:bCs/>
+                <w:szCs w:val="28"/>
+                <w:cs/>
+                <w:lang w:bidi="ta-IN"/>
+              </w:rPr>
+              <w:t>1</w:t>
+            </w:r>
+            <w:r>
+              <w:rPr>
+                <w:rFonts w:ascii="Latha" w:hAnsi="Latha" w:cs="Latha"/>
+                <w:b/>
+                <w:bCs/>
+                <w:szCs w:val="28"/>
+                <w:lang w:bidi="ta-IN"/>
+              </w:rPr>
+              <w:t>)</w:t>
+            </w:r>
+            <w:r>
+              <w:rPr>
+                <w:rFonts w:ascii="Latha" w:hAnsi="Latha" w:cs="Latha"/>
+                <w:szCs w:val="28"/>
+                <w:lang w:bidi="ta-IN"/>
+              </w:rPr>
+              <w:t xml:space="preserve">-  </w:t>
+            </w:r>
+            <w:r>
+              <w:rPr>
+                <w:rFonts w:ascii="Latha" w:hAnsi="Latha" w:cs="Latha"/>
+                <w:szCs w:val="28"/>
+                <w:cs/>
+                <w:lang w:bidi="ta-IN"/>
+              </w:rPr>
+              <w:t>அ</w:t>
+            </w:r>
+            <w:r>
+              <w:rPr>
+                <w:rFonts w:ascii="BRH Tamil Tab Extra" w:hAnsi="BRH Tamil Tab Extra" w:cs="Latha"/>
+                <w:b/>
+                <w:bCs/>
+                <w:sz w:val="32"/>
+                <w:szCs w:val="32"/>
+                <w:lang w:bidi="ta-IN"/>
+              </w:rPr>
+              <w:t>…</w:t>
+            </w:r>
+            <w:r>
+              <w:rPr>
+                <w:rFonts w:ascii="Latha" w:hAnsi="Latha" w:cs="Latha"/>
+                <w:szCs w:val="28"/>
+                <w:cs/>
+                <w:lang w:bidi="ta-IN"/>
+              </w:rPr>
+              <w:t>ஜ</w:t>
+            </w:r>
+            <w:r>
+              <w:rPr>
+                <w:rFonts w:ascii="BRH Tamil Tab Extra" w:hAnsi="BRH Tamil Tab Extra" w:cs="Latha"/>
+                <w:b/>
+                <w:bCs/>
+                <w:sz w:val="32"/>
+                <w:szCs w:val="32"/>
+                <w:lang w:bidi="ta-IN"/>
+              </w:rPr>
+              <w:t>…</w:t>
+            </w:r>
+            <w:r>
+              <w:rPr>
+                <w:rFonts w:ascii="Latha" w:hAnsi="Latha" w:cs="Latha"/>
+                <w:szCs w:val="28"/>
+                <w:highlight w:val="yellow"/>
+                <w:cs/>
+                <w:lang w:bidi="ta-IN"/>
+              </w:rPr>
+              <w:t>ன</w:t>
+            </w:r>
+            <w:r>
+              <w:rPr>
+                <w:rFonts w:ascii="Latha" w:hAnsi="Latha" w:cs="Latha"/>
+                <w:szCs w:val="28"/>
+                <w:cs/>
+                <w:lang w:bidi="ta-IN"/>
+              </w:rPr>
+              <w:t>ய</w:t>
+            </w:r>
+            <w:r>
+              <w:rPr>
+                <w:rFonts w:ascii="BRH Tamil Tab Extra" w:hAnsi="BRH Tamil Tab Extra" w:cs="Latha"/>
+                <w:b/>
+                <w:bCs/>
+                <w:sz w:val="32"/>
+                <w:szCs w:val="32"/>
+                <w:lang w:bidi="ta-IN"/>
+              </w:rPr>
+              <w:t>…</w:t>
+            </w:r>
+            <w:r>
+              <w:rPr>
+                <w:rFonts w:ascii="Latha" w:hAnsi="Latha" w:cs="Latha"/>
+                <w:szCs w:val="28"/>
+                <w:cs/>
+                <w:lang w:bidi="ta-IN"/>
+              </w:rPr>
+              <w:t xml:space="preserve">ன்ன் </w:t>
+            </w:r>
+            <w:r>
+              <w:rPr>
+                <w:rFonts w:ascii="Latha" w:hAnsi="Latha" w:cs="Latha"/>
+                <w:szCs w:val="28"/>
+                <w:lang w:bidi="ta-IN"/>
+              </w:rPr>
+              <w:t xml:space="preserve">| </w:t>
+            </w:r>
+            <w:r>
+              <w:rPr>
+                <w:rFonts w:ascii="Latha" w:hAnsi="Latha" w:cs="Latha"/>
+                <w:szCs w:val="28"/>
+                <w:cs/>
+                <w:lang w:bidi="ta-IN"/>
+              </w:rPr>
+              <w:t xml:space="preserve">யே </w:t>
+            </w:r>
+            <w:r>
+              <w:rPr>
+                <w:rFonts w:ascii="Latha" w:hAnsi="Latha" w:cs="Latha"/>
+                <w:szCs w:val="28"/>
+                <w:lang w:bidi="ta-IN"/>
+              </w:rPr>
+              <w:t>|</w:t>
+            </w:r>
+          </w:p>
+          <w:p>
+            <w:pPr>
+              <w:autoSpaceDE w:val="0"/>
+              <w:autoSpaceDN w:val="0"/>
+              <w:adjustRightInd w:val="0"/>
+              <w:rPr>
                 <w:rFonts w:cs="BRH Malayalam Extra"/>
                 <w:color w:val="FF0000"/>
                 <w:szCs w:val="40"/>
@@ -35539,7 +35530,6 @@
                 <w:cs/>
                 <w:lang w:bidi="ta-IN"/>
               </w:rPr>
-              <w:lastRenderedPageBreak/>
               <w:t>ஆ</w:t>
             </w:r>
             <w:r>
@@ -36584,253 +36574,6 @@
                 <w:lang w:bidi="ta-IN"/>
               </w:rPr>
             </w:pPr>
-            <w:r>
-              <w:rPr>
-                <w:rFonts w:ascii="Latha" w:hAnsi="Latha" w:cs="Latha"/>
-                <w:b/>
-                <w:bCs/>
-                <w:szCs w:val="28"/>
-                <w:cs/>
-                <w:lang w:bidi="ta-IN"/>
-              </w:rPr>
-              <w:t>1</w:t>
-            </w:r>
-            <w:r>
-              <w:rPr>
-                <w:rFonts w:ascii="Latha" w:hAnsi="Latha" w:cs="Latha"/>
-                <w:b/>
-                <w:bCs/>
-                <w:szCs w:val="28"/>
-                <w:lang w:bidi="ta-IN"/>
-              </w:rPr>
-              <w:t>)</w:t>
-            </w:r>
-            <w:r>
-              <w:rPr>
-                <w:rFonts w:ascii="Latha" w:hAnsi="Latha" w:cs="Latha"/>
-                <w:szCs w:val="28"/>
-                <w:lang w:bidi="ta-IN"/>
-              </w:rPr>
-              <w:tab/>
-            </w:r>
-            <w:r>
-              <w:rPr>
-                <w:rFonts w:ascii="Latha" w:hAnsi="Latha" w:cs="Latha"/>
-                <w:b/>
-                <w:bCs/>
-                <w:szCs w:val="28"/>
-                <w:cs/>
-                <w:lang w:bidi="ta-IN"/>
-              </w:rPr>
-              <w:t>1</w:t>
-            </w:r>
-            <w:r>
-              <w:rPr>
-                <w:rFonts w:ascii="Latha" w:hAnsi="Latha" w:cs="Latha"/>
-                <w:b/>
-                <w:bCs/>
-                <w:szCs w:val="28"/>
-                <w:lang w:bidi="ta-IN"/>
-              </w:rPr>
-              <w:t>.</w:t>
-            </w:r>
-            <w:r>
-              <w:rPr>
-                <w:rFonts w:ascii="Latha" w:hAnsi="Latha" w:cs="Latha"/>
-                <w:b/>
-                <w:bCs/>
-                <w:szCs w:val="28"/>
-                <w:cs/>
-                <w:lang w:bidi="ta-IN"/>
-              </w:rPr>
-              <w:t>6</w:t>
-            </w:r>
-            <w:r>
-              <w:rPr>
-                <w:rFonts w:ascii="Latha" w:hAnsi="Latha" w:cs="Latha"/>
-                <w:b/>
-                <w:bCs/>
-                <w:szCs w:val="28"/>
-                <w:lang w:bidi="ta-IN"/>
-              </w:rPr>
-              <w:t>.</w:t>
-            </w:r>
-            <w:r>
-              <w:rPr>
-                <w:rFonts w:ascii="Latha" w:hAnsi="Latha" w:cs="Latha"/>
-                <w:b/>
-                <w:bCs/>
-                <w:szCs w:val="28"/>
-                <w:cs/>
-                <w:lang w:bidi="ta-IN"/>
-              </w:rPr>
-              <w:t>11</w:t>
-            </w:r>
-            <w:r>
-              <w:rPr>
-                <w:rFonts w:ascii="Latha" w:hAnsi="Latha" w:cs="Latha"/>
-                <w:b/>
-                <w:bCs/>
-                <w:szCs w:val="28"/>
-                <w:lang w:bidi="ta-IN"/>
-              </w:rPr>
-              <w:t>.4</w:t>
-            </w:r>
-            <w:r>
-              <w:rPr>
-                <w:rFonts w:ascii="Latha" w:hAnsi="Latha" w:cs="Latha"/>
-                <w:b/>
-                <w:bCs/>
-                <w:szCs w:val="28"/>
-                <w:lang w:bidi="ta-IN"/>
-              </w:rPr>
-              <w:t>(</w:t>
-            </w:r>
-            <w:r>
-              <w:rPr>
-                <w:rFonts w:ascii="Latha" w:hAnsi="Latha" w:cs="Latha"/>
-                <w:b/>
-                <w:bCs/>
-                <w:szCs w:val="28"/>
-                <w:cs/>
-                <w:lang w:bidi="ta-IN"/>
-              </w:rPr>
-              <w:t>1</w:t>
-            </w:r>
-            <w:r>
-              <w:rPr>
-                <w:rFonts w:ascii="Latha" w:hAnsi="Latha" w:cs="Latha"/>
-                <w:b/>
-                <w:bCs/>
-                <w:szCs w:val="28"/>
-                <w:lang w:bidi="ta-IN"/>
-              </w:rPr>
-              <w:t>)</w:t>
-            </w:r>
-            <w:r>
-              <w:rPr>
-                <w:rFonts w:ascii="Latha" w:hAnsi="Latha" w:cs="Latha"/>
-                <w:szCs w:val="28"/>
-                <w:lang w:bidi="ta-IN"/>
-              </w:rPr>
-              <w:t xml:space="preserve">-  </w:t>
-            </w:r>
-            <w:r>
-              <w:rPr>
-                <w:rFonts w:ascii="Latha" w:hAnsi="Latha" w:cs="Latha"/>
-                <w:szCs w:val="28"/>
-                <w:cs/>
-                <w:lang w:bidi="ta-IN"/>
-              </w:rPr>
-              <w:t>அ</w:t>
-            </w:r>
-            <w:r>
-              <w:rPr>
-                <w:rFonts w:ascii="BRH Tamil Tab Extra" w:hAnsi="BRH Tamil Tab Extra" w:cs="Latha"/>
-                <w:b/>
-                <w:bCs/>
-                <w:sz w:val="32"/>
-                <w:szCs w:val="32"/>
-                <w:lang w:bidi="ta-IN"/>
-              </w:rPr>
-              <w:t>…</w:t>
-            </w:r>
-            <w:r>
-              <w:rPr>
-                <w:rFonts w:ascii="Latha" w:hAnsi="Latha" w:cs="Latha"/>
-                <w:szCs w:val="28"/>
-                <w:cs/>
-                <w:lang w:bidi="ta-IN"/>
-              </w:rPr>
-              <w:t>ஜ</w:t>
-            </w:r>
-            <w:r>
-              <w:rPr>
-                <w:rFonts w:ascii="BRH Tamil Tab Extra" w:hAnsi="BRH Tamil Tab Extra" w:cs="Latha"/>
-                <w:b/>
-                <w:bCs/>
-                <w:sz w:val="32"/>
-                <w:szCs w:val="32"/>
-                <w:highlight w:val="green"/>
-                <w:lang w:bidi="ta-IN"/>
-              </w:rPr>
-              <w:t>…</w:t>
-            </w:r>
-            <w:r>
-              <w:rPr>
-                <w:rFonts w:ascii="Latha" w:hAnsi="Latha" w:cs="Latha"/>
-                <w:szCs w:val="28"/>
-                <w:highlight w:val="green"/>
-                <w:cs/>
-                <w:lang w:bidi="ta-IN"/>
-              </w:rPr>
-              <w:t>ன</w:t>
-            </w:r>
-            <w:r>
-              <w:rPr>
-                <w:rFonts w:ascii="BRH Tamil Tab Extra" w:hAnsi="BRH Tamil Tab Extra" w:cs="Latha"/>
-                <w:b/>
-                <w:bCs/>
-                <w:sz w:val="32"/>
-                <w:szCs w:val="32"/>
-                <w:lang w:bidi="ta-IN"/>
-              </w:rPr>
-              <w:t>…</w:t>
-            </w:r>
-            <w:r>
-              <w:rPr>
-                <w:rFonts w:ascii="Latha" w:hAnsi="Latha" w:cs="Latha"/>
-                <w:szCs w:val="28"/>
-                <w:cs/>
-                <w:lang w:bidi="ta-IN"/>
-              </w:rPr>
-              <w:t>ய</w:t>
-            </w:r>
-            <w:r>
-              <w:rPr>
-                <w:rFonts w:ascii="BRH Tamil Tab Extra" w:hAnsi="BRH Tamil Tab Extra" w:cs="Latha"/>
-                <w:b/>
-                <w:bCs/>
-                <w:sz w:val="32"/>
-                <w:szCs w:val="32"/>
-                <w:lang w:bidi="ta-IN"/>
-              </w:rPr>
-              <w:t>…</w:t>
-            </w:r>
-            <w:r>
-              <w:rPr>
-                <w:rFonts w:ascii="Latha" w:hAnsi="Latha" w:cs="Latha"/>
-                <w:szCs w:val="28"/>
-                <w:cs/>
-                <w:lang w:bidi="ta-IN"/>
-              </w:rPr>
-              <w:t xml:space="preserve">ன்ன் </w:t>
-            </w:r>
-            <w:r>
-              <w:rPr>
-                <w:rFonts w:ascii="Latha" w:hAnsi="Latha" w:cs="Latha"/>
-                <w:szCs w:val="28"/>
-                <w:lang w:bidi="ta-IN"/>
-              </w:rPr>
-              <w:t xml:space="preserve">| </w:t>
-            </w:r>
-            <w:r>
-              <w:rPr>
-                <w:rFonts w:ascii="Latha" w:hAnsi="Latha" w:cs="Latha"/>
-                <w:szCs w:val="28"/>
-                <w:cs/>
-                <w:lang w:bidi="ta-IN"/>
-              </w:rPr>
-              <w:t xml:space="preserve">யே </w:t>
-            </w:r>
-            <w:r>
-              <w:rPr>
-                <w:rFonts w:ascii="Latha" w:hAnsi="Latha" w:cs="Latha"/>
-                <w:szCs w:val="28"/>
-                <w:lang w:bidi="ta-IN"/>
-              </w:rPr>
-              <w:t>|</w:t>
-            </w:r>
           </w:p>
           <w:p>
             <w:pPr>
@@ -36838,6 +36581,278 @@
               <w:autoSpaceDN w:val="0"/>
               <w:adjustRightInd w:val="0"/>
               <w:rPr>
+                <w:rFonts w:ascii="Latha" w:hAnsi="Latha" w:cs="Latha"/>
+                <w:szCs w:val="28"/>
+                <w:lang w:bidi="ta-IN"/>
+              </w:rPr>
+            </w:pPr>
+          </w:p>
+          <w:p>
+            <w:pPr>
+              <w:autoSpaceDE w:val="0"/>
+              <w:autoSpaceDN w:val="0"/>
+              <w:adjustRightInd w:val="0"/>
+              <w:rPr>
+                <w:rFonts w:ascii="Latha" w:hAnsi="Latha" w:cs="Latha"/>
+                <w:szCs w:val="28"/>
+                <w:lang w:bidi="ta-IN"/>
+              </w:rPr>
+            </w:pPr>
+            <w:r>
+              <w:rPr>
+                <w:rFonts w:ascii="Latha" w:hAnsi="Latha" w:cs="Latha"/>
+                <w:b/>
+                <w:bCs/>
+                <w:szCs w:val="28"/>
+                <w:cs/>
+                <w:lang w:bidi="ta-IN"/>
+              </w:rPr>
+              <w:lastRenderedPageBreak/>
+              <w:t>1</w:t>
+            </w:r>
+            <w:r>
+              <w:rPr>
+                <w:rFonts w:ascii="Latha" w:hAnsi="Latha" w:cs="Latha"/>
+                <w:b/>
+                <w:bCs/>
+                <w:szCs w:val="28"/>
+                <w:lang w:bidi="ta-IN"/>
+              </w:rPr>
+              <w:t>)</w:t>
+            </w:r>
+            <w:r>
+              <w:rPr>
+                <w:rFonts w:ascii="Latha" w:hAnsi="Latha" w:cs="Latha"/>
+                <w:szCs w:val="28"/>
+                <w:lang w:bidi="ta-IN"/>
+              </w:rPr>
+              <w:tab/>
+            </w:r>
+            <w:r>
+              <w:rPr>
+                <w:rFonts w:ascii="Latha" w:hAnsi="Latha" w:cs="Latha"/>
+                <w:b/>
+                <w:bCs/>
+                <w:szCs w:val="28"/>
+                <w:cs/>
+                <w:lang w:bidi="ta-IN"/>
+              </w:rPr>
+              <w:t>1</w:t>
+            </w:r>
+            <w:r>
+              <w:rPr>
+                <w:rFonts w:ascii="Latha" w:hAnsi="Latha" w:cs="Latha"/>
+                <w:b/>
+                <w:bCs/>
+                <w:szCs w:val="28"/>
+                <w:lang w:bidi="ta-IN"/>
+              </w:rPr>
+              <w:t>.</w:t>
+            </w:r>
+            <w:r>
+              <w:rPr>
+                <w:rFonts w:ascii="Latha" w:hAnsi="Latha" w:cs="Latha"/>
+                <w:b/>
+                <w:bCs/>
+                <w:szCs w:val="28"/>
+                <w:cs/>
+                <w:lang w:bidi="ta-IN"/>
+              </w:rPr>
+              <w:t>6</w:t>
+            </w:r>
+            <w:r>
+              <w:rPr>
+                <w:rFonts w:ascii="Latha" w:hAnsi="Latha" w:cs="Latha"/>
+                <w:b/>
+                <w:bCs/>
+                <w:szCs w:val="28"/>
+                <w:lang w:bidi="ta-IN"/>
+              </w:rPr>
+              <w:t>.</w:t>
+            </w:r>
+            <w:r>
+              <w:rPr>
+                <w:rFonts w:ascii="Latha" w:hAnsi="Latha" w:cs="Latha"/>
+                <w:b/>
+                <w:bCs/>
+                <w:szCs w:val="28"/>
+                <w:cs/>
+                <w:lang w:bidi="ta-IN"/>
+              </w:rPr>
+              <w:t>11</w:t>
+            </w:r>
+            <w:r>
+              <w:rPr>
+                <w:rFonts w:ascii="Latha" w:hAnsi="Latha" w:cs="Latha"/>
+                <w:b/>
+                <w:bCs/>
+                <w:szCs w:val="28"/>
+                <w:lang w:bidi="ta-IN"/>
+              </w:rPr>
+              <w:t>.4</w:t>
+            </w:r>
+            <w:r>
+              <w:rPr>
+                <w:rFonts w:ascii="Latha" w:hAnsi="Latha" w:cs="Latha"/>
+                <w:b/>
+                <w:bCs/>
+                <w:szCs w:val="28"/>
+                <w:lang w:bidi="ta-IN"/>
+              </w:rPr>
+              <w:t>(</w:t>
+            </w:r>
+            <w:r>
+              <w:rPr>
+                <w:rFonts w:ascii="Latha" w:hAnsi="Latha" w:cs="Latha"/>
+                <w:b/>
+                <w:bCs/>
+                <w:szCs w:val="28"/>
+                <w:cs/>
+                <w:lang w:bidi="ta-IN"/>
+              </w:rPr>
+              <w:t>1</w:t>
+            </w:r>
+            <w:r>
+              <w:rPr>
+                <w:rFonts w:ascii="Latha" w:hAnsi="Latha" w:cs="Latha"/>
+                <w:b/>
+                <w:bCs/>
+                <w:szCs w:val="28"/>
+                <w:lang w:bidi="ta-IN"/>
+              </w:rPr>
+              <w:t>)</w:t>
+            </w:r>
+            <w:r>
+              <w:rPr>
+                <w:rFonts w:ascii="Latha" w:hAnsi="Latha" w:cs="Latha"/>
+                <w:szCs w:val="28"/>
+                <w:lang w:bidi="ta-IN"/>
+              </w:rPr>
+              <w:t xml:space="preserve">-  </w:t>
+            </w:r>
+            <w:r>
+              <w:rPr>
+                <w:rFonts w:ascii="Latha" w:hAnsi="Latha" w:cs="Latha"/>
+                <w:szCs w:val="28"/>
+                <w:cs/>
+                <w:lang w:bidi="ta-IN"/>
+              </w:rPr>
+              <w:t>அ</w:t>
+            </w:r>
+            <w:r>
+              <w:rPr>
+                <w:rFonts w:ascii="BRH Tamil Tab Extra" w:hAnsi="BRH Tamil Tab Extra" w:cs="Latha"/>
+                <w:b/>
+                <w:bCs/>
+                <w:sz w:val="32"/>
+                <w:szCs w:val="32"/>
+                <w:lang w:bidi="ta-IN"/>
+              </w:rPr>
+              <w:t>…</w:t>
+            </w:r>
+            <w:r>
+              <w:rPr>
+                <w:rFonts w:ascii="Latha" w:hAnsi="Latha" w:cs="Latha"/>
+                <w:szCs w:val="28"/>
+                <w:cs/>
+                <w:lang w:bidi="ta-IN"/>
+              </w:rPr>
+              <w:t>ஜ</w:t>
+            </w:r>
+            <w:r>
+              <w:rPr>
+                <w:rFonts w:ascii="BRH Tamil Tab Extra" w:hAnsi="BRH Tamil Tab Extra" w:cs="Latha"/>
+                <w:b/>
+                <w:bCs/>
+                <w:sz w:val="32"/>
+                <w:szCs w:val="32"/>
+                <w:highlight w:val="green"/>
+                <w:lang w:bidi="ta-IN"/>
+              </w:rPr>
+              <w:t>…</w:t>
+            </w:r>
+            <w:r>
+              <w:rPr>
+                <w:rFonts w:ascii="Latha" w:hAnsi="Latha" w:cs="Latha"/>
+                <w:szCs w:val="28"/>
+                <w:highlight w:val="green"/>
+                <w:cs/>
+                <w:lang w:bidi="ta-IN"/>
+              </w:rPr>
+              <w:t>ன</w:t>
+            </w:r>
+            <w:r>
+              <w:rPr>
+                <w:rFonts w:ascii="BRH Tamil Tab Extra" w:hAnsi="BRH Tamil Tab Extra" w:cs="Latha"/>
+                <w:b/>
+                <w:bCs/>
+                <w:sz w:val="32"/>
+                <w:szCs w:val="32"/>
+                <w:lang w:bidi="ta-IN"/>
+              </w:rPr>
+              <w:t>…</w:t>
+            </w:r>
+            <w:r>
+              <w:rPr>
+                <w:rFonts w:ascii="Latha" w:hAnsi="Latha" w:cs="Latha"/>
+                <w:szCs w:val="28"/>
+                <w:cs/>
+                <w:lang w:bidi="ta-IN"/>
+              </w:rPr>
+              <w:t>ய</w:t>
+            </w:r>
+            <w:r>
+              <w:rPr>
+                <w:rFonts w:ascii="BRH Tamil Tab Extra" w:hAnsi="BRH Tamil Tab Extra" w:cs="Latha"/>
+                <w:b/>
+                <w:bCs/>
+                <w:sz w:val="32"/>
+                <w:szCs w:val="32"/>
+                <w:lang w:bidi="ta-IN"/>
+              </w:rPr>
+              <w:t>…</w:t>
+            </w:r>
+            <w:r>
+              <w:rPr>
+                <w:rFonts w:ascii="Latha" w:hAnsi="Latha" w:cs="Latha"/>
+                <w:szCs w:val="28"/>
+                <w:cs/>
+                <w:lang w:bidi="ta-IN"/>
+              </w:rPr>
+              <w:t xml:space="preserve">ன்ன் </w:t>
+            </w:r>
+            <w:r>
+              <w:rPr>
+                <w:rFonts w:ascii="Latha" w:hAnsi="Latha" w:cs="Latha"/>
+                <w:szCs w:val="28"/>
+                <w:lang w:bidi="ta-IN"/>
+              </w:rPr>
+              <w:t xml:space="preserve">| </w:t>
+            </w:r>
+            <w:r>
+              <w:rPr>
+                <w:rFonts w:ascii="Latha" w:hAnsi="Latha" w:cs="Latha"/>
+                <w:szCs w:val="28"/>
+                <w:cs/>
+                <w:lang w:bidi="ta-IN"/>
+              </w:rPr>
+              <w:t xml:space="preserve">யே </w:t>
+            </w:r>
+            <w:r>
+              <w:rPr>
+                <w:rFonts w:ascii="Latha" w:hAnsi="Latha" w:cs="Latha"/>
+                <w:szCs w:val="28"/>
+                <w:lang w:bidi="ta-IN"/>
+              </w:rPr>
+              <w:t>|</w:t>
+            </w:r>
+          </w:p>
+          <w:p>
+            <w:pPr>
+              <w:autoSpaceDE w:val="0"/>
+              <w:autoSpaceDN w:val="0"/>
+              <w:adjustRightInd w:val="0"/>
+              <w:rPr>
                 <w:rFonts w:cs="BRH Malayalam Extra"/>
                 <w:color w:val="FF0000"/>
                 <w:szCs w:val="40"/>
@@ -36852,7 +36867,6 @@
                 <w:cs/>
                 <w:lang w:bidi="ta-IN"/>
               </w:rPr>
-              <w:lastRenderedPageBreak/>
               <w:t>அ</w:t>
             </w:r>
             <w:r>
@@ -39374,6 +39388,48 @@
     </w:tbl>
     <w:p>
       <w:pPr>
+        <w:pBdr>
+          <w:bottom w:val="double" w:sz="6" w:space="1" w:color="auto"/>
+        </w:pBdr>
+        <w:spacing w:before="0" w:line="240" w:lineRule="auto"/>
+        <w:jc w:val="center"/>
+        <w:rPr>
+          <w:b/>
+          <w:bCs/>
+          <w:sz w:val="32"/>
+          <w:szCs w:val="32"/>
+          <w:u w:val="single"/>
+        </w:rPr>
+      </w:pPr>
+    </w:p>
+    <w:p>
+      <w:pPr>
+        <w:spacing w:before="0" w:line="240" w:lineRule="auto"/>
+        <w:jc w:val="center"/>
+        <w:rPr>
+          <w:b/>
+          <w:bCs/>
+          <w:sz w:val="32"/>
+          <w:szCs w:val="32"/>
+          <w:u w:val="single"/>
+        </w:rPr>
+      </w:pPr>
+    </w:p>
+    <w:p>
+      <w:pPr>
+        <w:spacing w:before="0" w:line="240" w:lineRule="auto"/>
+        <w:jc w:val="center"/>
+        <w:rPr>
+          <w:b/>
+          <w:bCs/>
+          <w:sz w:val="32"/>
+          <w:szCs w:val="32"/>
+          <w:u w:val="single"/>
+        </w:rPr>
+      </w:pPr>
+    </w:p>
+    <w:p>
+      <w:pPr>
         <w:spacing w:before="0" w:line="240" w:lineRule="auto"/>
         <w:jc w:val="center"/>
         <w:rPr>
@@ -39392,26 +39448,7 @@
           <w:szCs w:val="32"/>
           <w:u w:val="single"/>
         </w:rPr>
-        <w:t>===========</w:t>
-      </w:r>
-      <w:r>
-        <w:rPr>
-          <w:b/>
-          <w:bCs/>
-          <w:sz w:val="32"/>
-          <w:szCs w:val="32"/>
-          <w:u w:val="single"/>
-        </w:rPr>
-        <w:br/>
-      </w:r>
-      <w:r>
-        <w:rPr>
-          <w:b/>
-          <w:bCs/>
-          <w:sz w:val="32"/>
-          <w:szCs w:val="32"/>
-          <w:u w:val="single"/>
-        </w:rPr>
+        <w:lastRenderedPageBreak/>
         <w:t xml:space="preserve">TS </w:t>
       </w:r>
       <w:r>
@@ -39727,7 +39764,6 @@
                 <w:sz w:val="28"/>
                 <w:szCs w:val="32"/>
               </w:rPr>
-              <w:lastRenderedPageBreak/>
               <w:t>None</w:t>
             </w:r>
           </w:p>
